--- a/docx_resources/Вечірня-Утреня/В,У - Мінея/богородичні-стихири.docx
+++ b/docx_resources/Вечірня-Утреня/В,У - Мінея/богородичні-стихири.docx
@@ -4,176 +4,336 @@
   <w:body>
     <w:p>
       <w:r>
+        <w:rPr>
+          <w:rFonts w:ascii="Times New Roman" w:hAnsi="Times New Roman"/>
+          <w:sz w:val="24"/>
+        </w:rPr>
         <w:t>ГВ</w:t>
       </w:r>
     </w:p>
     <w:p>
       <w:r>
+        <w:rPr>
+          <w:rFonts w:ascii="Times New Roman" w:hAnsi="Times New Roman"/>
+          <w:sz w:val="24"/>
+        </w:rPr>
         <w:t xml:space="preserve">Слава (г. 4): Радіючи в Господі Бозі, Спасі твоїм,* </w:t>
       </w:r>
       <w:proofErr w:type="spellStart"/>
       <w:r>
+        <w:rPr>
+          <w:rFonts w:ascii="Times New Roman" w:hAnsi="Times New Roman"/>
+          <w:sz w:val="24"/>
+        </w:rPr>
         <w:t>богомовний</w:t>
       </w:r>
       <w:proofErr w:type="spellEnd"/>
       <w:r>
+        <w:rPr>
+          <w:rFonts w:ascii="Times New Roman" w:hAnsi="Times New Roman"/>
+          <w:sz w:val="24"/>
+        </w:rPr>
         <w:t xml:space="preserve">, славний пророче (ім'я),* і в ньому веселившись, ти прийняв з потойбічного сіяння промінне світло* і був духовно просвітлений </w:t>
       </w:r>
       <w:proofErr w:type="spellStart"/>
       <w:r>
+        <w:rPr>
+          <w:rFonts w:ascii="Times New Roman" w:hAnsi="Times New Roman"/>
+          <w:sz w:val="24"/>
+        </w:rPr>
         <w:t>богодійним</w:t>
       </w:r>
       <w:proofErr w:type="spellEnd"/>
       <w:r>
+        <w:rPr>
+          <w:rFonts w:ascii="Times New Roman" w:hAnsi="Times New Roman"/>
+          <w:sz w:val="24"/>
+        </w:rPr>
         <w:t xml:space="preserve"> світлом.* Тому своїми молитвами визволи від бід і напастей тих,* що з вірою вчиняють твою </w:t>
       </w:r>
       <w:proofErr w:type="spellStart"/>
       <w:r>
+        <w:rPr>
+          <w:rFonts w:ascii="Times New Roman" w:hAnsi="Times New Roman"/>
+          <w:sz w:val="24"/>
+        </w:rPr>
         <w:t>всесвітлу</w:t>
       </w:r>
       <w:proofErr w:type="spellEnd"/>
       <w:r>
+        <w:rPr>
+          <w:rFonts w:ascii="Times New Roman" w:hAnsi="Times New Roman"/>
+          <w:sz w:val="24"/>
+        </w:rPr>
         <w:t xml:space="preserve"> пам'ять.</w:t>
       </w:r>
     </w:p>
     <w:p>
       <w:r>
+        <w:rPr>
+          <w:rFonts w:ascii="Times New Roman" w:hAnsi="Times New Roman"/>
+          <w:sz w:val="24"/>
+        </w:rPr>
         <w:t>І нині (</w:t>
       </w:r>
       <w:proofErr w:type="spellStart"/>
       <w:r>
+        <w:rPr>
+          <w:rFonts w:ascii="Times New Roman" w:hAnsi="Times New Roman"/>
+          <w:sz w:val="24"/>
+        </w:rPr>
         <w:t>богородичний</w:t>
       </w:r>
       <w:proofErr w:type="spellEnd"/>
       <w:r>
+        <w:rPr>
+          <w:rFonts w:ascii="Times New Roman" w:hAnsi="Times New Roman"/>
+          <w:sz w:val="24"/>
+        </w:rPr>
         <w:t xml:space="preserve">): Небесними херувимами славословлений Син з Отцем і Духом,* бажаючи обновити </w:t>
       </w:r>
       <w:proofErr w:type="spellStart"/>
       <w:r>
+        <w:rPr>
+          <w:rFonts w:ascii="Times New Roman" w:hAnsi="Times New Roman"/>
+          <w:sz w:val="24"/>
+        </w:rPr>
         <w:t>первоствореного</w:t>
       </w:r>
       <w:proofErr w:type="spellEnd"/>
       <w:r>
+        <w:rPr>
+          <w:rFonts w:ascii="Times New Roman" w:hAnsi="Times New Roman"/>
+          <w:sz w:val="24"/>
+        </w:rPr>
         <w:t>,* невимовно применшив самого себе в твоєму лоні, Богородице всеславна.* Христос Бог і Спас душ наших,* просіявши з тебе, просвітив увесь світ,* визволив від ідольських бісів* й обожив у собі, піднявши людство на небо.</w:t>
       </w:r>
     </w:p>
     <w:p>
       <w:r>
+        <w:rPr>
+          <w:rFonts w:ascii="Times New Roman" w:hAnsi="Times New Roman"/>
+          <w:sz w:val="24"/>
+        </w:rPr>
         <w:t>І нині (</w:t>
       </w:r>
       <w:proofErr w:type="spellStart"/>
       <w:r>
+        <w:rPr>
+          <w:rFonts w:ascii="Times New Roman" w:hAnsi="Times New Roman"/>
+          <w:sz w:val="24"/>
+        </w:rPr>
         <w:t>хрестобогородичний</w:t>
       </w:r>
       <w:proofErr w:type="spellEnd"/>
       <w:r>
+        <w:rPr>
+          <w:rFonts w:ascii="Times New Roman" w:hAnsi="Times New Roman"/>
+          <w:sz w:val="24"/>
+        </w:rPr>
         <w:t xml:space="preserve">): Бачивши, Пречиста, розп'ятого Христа чоловіколюбця,* і між ребра проколеного списом,* плакала і кликала:* Що воно таке, мій Сину?* Що віддали тобі немилосердні люди за все те добро, яке ти їм учинив?* Квапишся вчинити мене бездітною, </w:t>
       </w:r>
       <w:proofErr w:type="spellStart"/>
       <w:r>
+        <w:rPr>
+          <w:rFonts w:ascii="Times New Roman" w:hAnsi="Times New Roman"/>
+          <w:sz w:val="24"/>
+        </w:rPr>
         <w:t>Найлюбіший</w:t>
       </w:r>
       <w:proofErr w:type="spellEnd"/>
       <w:r>
+        <w:rPr>
+          <w:rFonts w:ascii="Times New Roman" w:hAnsi="Times New Roman"/>
+          <w:sz w:val="24"/>
+        </w:rPr>
         <w:t>?* Подивляю, Милосердний, твоє добровільне розп'яття.</w:t>
       </w:r>
     </w:p>
     <w:p>
       <w:r>
+        <w:rPr>
+          <w:rFonts w:ascii="Times New Roman" w:hAnsi="Times New Roman"/>
+          <w:sz w:val="24"/>
+        </w:rPr>
         <w:t>ГВ</w:t>
       </w:r>
     </w:p>
     <w:p>
       <w:r>
+        <w:rPr>
+          <w:rFonts w:ascii="Times New Roman" w:hAnsi="Times New Roman"/>
+          <w:sz w:val="24"/>
+        </w:rPr>
         <w:t>Слава (г. 8): Ти явно прийняв благодать Святого Духа* і став співучасником святого апостольського хору, (ім'я) апостоле.* Тому вдихнув ти вогненне дихання,* що з неба колись зійшло у вигляді вогненного язика,* і попалив тернину поганського безбожжя.* Моли Христа Бога, Проповіднику,* щоб спаслися душі наші.</w:t>
       </w:r>
     </w:p>
     <w:p>
       <w:r>
+        <w:rPr>
+          <w:rFonts w:ascii="Times New Roman" w:hAnsi="Times New Roman"/>
+          <w:sz w:val="24"/>
+        </w:rPr>
         <w:t>І нині (</w:t>
       </w:r>
       <w:proofErr w:type="spellStart"/>
       <w:r>
+        <w:rPr>
+          <w:rFonts w:ascii="Times New Roman" w:hAnsi="Times New Roman"/>
+          <w:sz w:val="24"/>
+        </w:rPr>
         <w:t>богородичний</w:t>
       </w:r>
       <w:proofErr w:type="spellEnd"/>
       <w:r>
+        <w:rPr>
+          <w:rFonts w:ascii="Times New Roman" w:hAnsi="Times New Roman"/>
+          <w:sz w:val="24"/>
+        </w:rPr>
         <w:t xml:space="preserve">): До кого ти уподібнилась, окаянна душе?* До покаяння ніяк ти не схиляєшся* ані вогню не страхаєшся, ані від злого не втікаєш.* Устань і поклич єдину швидку на допомогу Помічницю:* Не </w:t>
       </w:r>
       <w:proofErr w:type="spellStart"/>
       <w:r>
+        <w:rPr>
+          <w:rFonts w:ascii="Times New Roman" w:hAnsi="Times New Roman"/>
+          <w:sz w:val="24"/>
+        </w:rPr>
         <w:t>переставай</w:t>
       </w:r>
       <w:proofErr w:type="spellEnd"/>
       <w:r>
+        <w:rPr>
+          <w:rFonts w:ascii="Times New Roman" w:hAnsi="Times New Roman"/>
+          <w:sz w:val="24"/>
+        </w:rPr>
         <w:t xml:space="preserve"> молити свого Сина і Бога нашого,* щоб визволив мене з сітей лукавого.</w:t>
       </w:r>
     </w:p>
     <w:p>
       <w:r>
+        <w:rPr>
+          <w:rFonts w:ascii="Times New Roman" w:hAnsi="Times New Roman"/>
+          <w:sz w:val="24"/>
+        </w:rPr>
         <w:t>І нині (</w:t>
       </w:r>
       <w:proofErr w:type="spellStart"/>
       <w:r>
+        <w:rPr>
+          <w:rFonts w:ascii="Times New Roman" w:hAnsi="Times New Roman"/>
+          <w:sz w:val="24"/>
+        </w:rPr>
         <w:t>хрестобогородичний</w:t>
       </w:r>
       <w:proofErr w:type="spellEnd"/>
       <w:r>
+        <w:rPr>
+          <w:rFonts w:ascii="Times New Roman" w:hAnsi="Times New Roman"/>
+          <w:sz w:val="24"/>
+        </w:rPr>
         <w:t xml:space="preserve">): Коли </w:t>
       </w:r>
       <w:proofErr w:type="spellStart"/>
       <w:r>
+        <w:rPr>
+          <w:rFonts w:ascii="Times New Roman" w:hAnsi="Times New Roman"/>
+          <w:sz w:val="24"/>
+        </w:rPr>
         <w:t>Агниця</w:t>
       </w:r>
       <w:proofErr w:type="spellEnd"/>
       <w:r>
+        <w:rPr>
+          <w:rFonts w:ascii="Times New Roman" w:hAnsi="Times New Roman"/>
+          <w:sz w:val="24"/>
+        </w:rPr>
         <w:t xml:space="preserve"> і Діва побачила тебе, Агнця,* як на жертву тебе вели,* ступала, Спасе, зі сльозами й кликала:* Куди спішиш, моя Дитино?* Іду за тобою, найсолодший, бо не можу тебе не бачити,* Ісусе мій багатомилостивий!</w:t>
       </w:r>
     </w:p>
     <w:p>
       <w:proofErr w:type="spellStart"/>
       <w:r>
+        <w:rPr>
+          <w:rFonts w:ascii="Times New Roman" w:hAnsi="Times New Roman"/>
+          <w:sz w:val="24"/>
+        </w:rPr>
         <w:t>Стиховня</w:t>
       </w:r>
       <w:proofErr w:type="spellEnd"/>
     </w:p>
     <w:p>
       <w:r>
+        <w:rPr>
+          <w:rFonts w:ascii="Times New Roman" w:hAnsi="Times New Roman"/>
+          <w:sz w:val="24"/>
+        </w:rPr>
         <w:t xml:space="preserve">Слава (г. 8): Сповнившись божественного духа, чудний апостоле (ім'я),* вельми ревнивий був ти за Бога вседержителя,* який показав тебе повним божественних чудес,* бо маючи чудну ревнивість, ти життям своїм осягнув досконалість.* Тому, бувши на висотах і </w:t>
       </w:r>
       <w:proofErr w:type="spellStart"/>
       <w:r>
+        <w:rPr>
+          <w:rFonts w:ascii="Times New Roman" w:hAnsi="Times New Roman"/>
+          <w:sz w:val="24"/>
+        </w:rPr>
         <w:t>вселившися</w:t>
       </w:r>
       <w:proofErr w:type="spellEnd"/>
       <w:r>
+        <w:rPr>
+          <w:rFonts w:ascii="Times New Roman" w:hAnsi="Times New Roman"/>
+          <w:sz w:val="24"/>
+        </w:rPr>
         <w:t xml:space="preserve"> з небесними хорами,* молися, </w:t>
       </w:r>
       <w:proofErr w:type="spellStart"/>
       <w:r>
+        <w:rPr>
+          <w:rFonts w:ascii="Times New Roman" w:hAnsi="Times New Roman"/>
+          <w:sz w:val="24"/>
+        </w:rPr>
         <w:t>Боговидче</w:t>
       </w:r>
       <w:proofErr w:type="spellEnd"/>
       <w:r>
+        <w:rPr>
+          <w:rFonts w:ascii="Times New Roman" w:hAnsi="Times New Roman"/>
+          <w:sz w:val="24"/>
+        </w:rPr>
         <w:t>, Слову, Христові Богові нашому,* щоб нас обдарував великою милістю.</w:t>
       </w:r>
     </w:p>
     <w:p>
       <w:r>
+        <w:rPr>
+          <w:rFonts w:ascii="Times New Roman" w:hAnsi="Times New Roman"/>
+          <w:sz w:val="24"/>
+        </w:rPr>
         <w:t xml:space="preserve">І нині: Діво Пречиста, що невимовно зачала тілом Бога!* Мати Бога вишнього!* Прийми мольби твоїх слуг, </w:t>
       </w:r>
       <w:proofErr w:type="spellStart"/>
       <w:r>
+        <w:rPr>
+          <w:rFonts w:ascii="Times New Roman" w:hAnsi="Times New Roman"/>
+          <w:sz w:val="24"/>
+        </w:rPr>
         <w:t>Всенепорбчна</w:t>
       </w:r>
       <w:proofErr w:type="spellEnd"/>
       <w:r>
+        <w:rPr>
+          <w:rFonts w:ascii="Times New Roman" w:hAnsi="Times New Roman"/>
+          <w:sz w:val="24"/>
+        </w:rPr>
         <w:t>,* даючи всім прощення гріхів.* Прийнявши нині наші благання,* моли,* щоб усі ми спаслися.</w:t>
       </w:r>
     </w:p>
     <w:p>
       <w:proofErr w:type="spellStart"/>
       <w:r>
+        <w:rPr>
+          <w:rFonts w:ascii="Times New Roman" w:hAnsi="Times New Roman"/>
+          <w:sz w:val="24"/>
+        </w:rPr>
         <w:lastRenderedPageBreak/>
         <w:t>Хвалитні</w:t>
       </w:r>
@@ -181,1283 +341,2439 @@
     </w:p>
     <w:p>
       <w:r>
+        <w:rPr>
+          <w:rFonts w:ascii="Times New Roman" w:hAnsi="Times New Roman"/>
+          <w:sz w:val="24"/>
+        </w:rPr>
         <w:t>Слава і нині (г. 2): Усю надію мою покладаю* на тебе, Мати Божа;* збережи мене під покровом твоїм.</w:t>
       </w:r>
     </w:p>
     <w:p>
       <w:r>
+        <w:rPr>
+          <w:rFonts w:ascii="Times New Roman" w:hAnsi="Times New Roman"/>
+          <w:sz w:val="24"/>
+        </w:rPr>
         <w:t>СЛУЖБА АПОСТОЛІВ</w:t>
       </w:r>
     </w:p>
     <w:p>
       <w:r>
+        <w:rPr>
+          <w:rFonts w:ascii="Times New Roman" w:hAnsi="Times New Roman"/>
+          <w:sz w:val="24"/>
+        </w:rPr>
         <w:t>ГВ</w:t>
       </w:r>
     </w:p>
     <w:p>
       <w:r>
+        <w:rPr>
+          <w:rFonts w:ascii="Times New Roman" w:hAnsi="Times New Roman"/>
+          <w:sz w:val="24"/>
+        </w:rPr>
         <w:t xml:space="preserve">Слава (г. 4): Ви, Учні Спасові, пройшли і просвітлили світ,* і вашими навчаннями, немов хворост, попалили ідольський обман.* Ви спасли народи,* виловлені з глибин нерозуму до божественної </w:t>
       </w:r>
       <w:proofErr w:type="spellStart"/>
       <w:r>
+        <w:rPr>
+          <w:rFonts w:ascii="Times New Roman" w:hAnsi="Times New Roman"/>
+          <w:sz w:val="24"/>
+        </w:rPr>
         <w:t>мудрости</w:t>
       </w:r>
       <w:proofErr w:type="spellEnd"/>
       <w:r>
+        <w:rPr>
+          <w:rFonts w:ascii="Times New Roman" w:hAnsi="Times New Roman"/>
+          <w:sz w:val="24"/>
+        </w:rPr>
         <w:t>,* тож моліться нині Христові,* щоб був нам милосердний в день суду.</w:t>
       </w:r>
     </w:p>
     <w:p>
       <w:r>
+        <w:rPr>
+          <w:rFonts w:ascii="Times New Roman" w:hAnsi="Times New Roman"/>
+          <w:sz w:val="24"/>
+        </w:rPr>
         <w:t>І нині (</w:t>
       </w:r>
       <w:proofErr w:type="spellStart"/>
       <w:r>
+        <w:rPr>
+          <w:rFonts w:ascii="Times New Roman" w:hAnsi="Times New Roman"/>
+          <w:sz w:val="24"/>
+        </w:rPr>
         <w:t>богородичний</w:t>
       </w:r>
       <w:proofErr w:type="spellEnd"/>
       <w:r>
+        <w:rPr>
+          <w:rFonts w:ascii="Times New Roman" w:hAnsi="Times New Roman"/>
+          <w:sz w:val="24"/>
+        </w:rPr>
         <w:t xml:space="preserve">): Радуйся, бісів перемого!* Радуйся, дочко Адама, що виростила справді нев'янучий Квіт!* Радуйся, славо слуг своїх.* Радуйся, </w:t>
       </w:r>
       <w:proofErr w:type="spellStart"/>
       <w:r>
+        <w:rPr>
+          <w:rFonts w:ascii="Times New Roman" w:hAnsi="Times New Roman"/>
+          <w:sz w:val="24"/>
+        </w:rPr>
         <w:t>всенепорочна</w:t>
       </w:r>
       <w:proofErr w:type="spellEnd"/>
       <w:r>
+        <w:rPr>
+          <w:rFonts w:ascii="Times New Roman" w:hAnsi="Times New Roman"/>
+          <w:sz w:val="24"/>
+        </w:rPr>
         <w:t xml:space="preserve"> визволителько з лиха!* Радуйся, даре Богом даний і для світу спасенний!* Радуйся, дорогоцінна для тих, що тебе призивають!* Радуйся, Владичице, славо тих, що тебе прославляють!</w:t>
       </w:r>
     </w:p>
     <w:p>
       <w:r>
+        <w:rPr>
+          <w:rFonts w:ascii="Times New Roman" w:hAnsi="Times New Roman"/>
+          <w:sz w:val="24"/>
+        </w:rPr>
         <w:t>І нині (</w:t>
       </w:r>
       <w:proofErr w:type="spellStart"/>
       <w:r>
+        <w:rPr>
+          <w:rFonts w:ascii="Times New Roman" w:hAnsi="Times New Roman"/>
+          <w:sz w:val="24"/>
+        </w:rPr>
         <w:t>хрестобогородичний</w:t>
       </w:r>
       <w:proofErr w:type="spellEnd"/>
       <w:r>
+        <w:rPr>
+          <w:rFonts w:ascii="Times New Roman" w:hAnsi="Times New Roman"/>
+          <w:sz w:val="24"/>
+        </w:rPr>
         <w:t>): Меч прошив твоє серце, Пречиста,* коли ти побачила на хресті Сина свого та й закликала:* Не лишай мене бездітною, Сину мій і Боже мій,* що зберіг мене й після народження Дівою.</w:t>
       </w:r>
     </w:p>
     <w:p>
       <w:proofErr w:type="spellStart"/>
       <w:r>
+        <w:rPr>
+          <w:rFonts w:ascii="Times New Roman" w:hAnsi="Times New Roman"/>
+          <w:sz w:val="24"/>
+        </w:rPr>
         <w:t>Стиховня</w:t>
       </w:r>
       <w:proofErr w:type="spellEnd"/>
     </w:p>
     <w:p>
       <w:r>
+        <w:rPr>
+          <w:rFonts w:ascii="Times New Roman" w:hAnsi="Times New Roman"/>
+          <w:sz w:val="24"/>
+        </w:rPr>
         <w:t xml:space="preserve">Слава (г. 8): Просвітивши священним проповідуванням усю землю,* ви прогнали туман </w:t>
       </w:r>
       <w:proofErr w:type="spellStart"/>
       <w:r>
+        <w:rPr>
+          <w:rFonts w:ascii="Times New Roman" w:hAnsi="Times New Roman"/>
+          <w:sz w:val="24"/>
+        </w:rPr>
         <w:t>суєтности</w:t>
       </w:r>
       <w:proofErr w:type="spellEnd"/>
       <w:r>
+        <w:rPr>
+          <w:rFonts w:ascii="Times New Roman" w:hAnsi="Times New Roman"/>
+          <w:sz w:val="24"/>
+        </w:rPr>
         <w:t xml:space="preserve">* і направили до світла богослов'я тих,* що колись були в темряві </w:t>
       </w:r>
       <w:proofErr w:type="spellStart"/>
       <w:r>
+        <w:rPr>
+          <w:rFonts w:ascii="Times New Roman" w:hAnsi="Times New Roman"/>
+          <w:sz w:val="24"/>
+        </w:rPr>
         <w:t>безбожности</w:t>
       </w:r>
       <w:proofErr w:type="spellEnd"/>
       <w:r>
+        <w:rPr>
+          <w:rFonts w:ascii="Times New Roman" w:hAnsi="Times New Roman"/>
+          <w:sz w:val="24"/>
+        </w:rPr>
         <w:t>, – божественні Апостоли,* начальники спасіння і молільники за всіх вірних,* що завжди вас почитають.</w:t>
       </w:r>
     </w:p>
     <w:p>
       <w:r>
+        <w:rPr>
+          <w:rFonts w:ascii="Times New Roman" w:hAnsi="Times New Roman"/>
+          <w:sz w:val="24"/>
+        </w:rPr>
         <w:t xml:space="preserve">І нині: Діво пречиста, що невимовно зачала тілом Бога!* Мати Бога вишнього!* Прийми мольби твоїх слуг, </w:t>
       </w:r>
       <w:proofErr w:type="spellStart"/>
       <w:r>
+        <w:rPr>
+          <w:rFonts w:ascii="Times New Roman" w:hAnsi="Times New Roman"/>
+          <w:sz w:val="24"/>
+        </w:rPr>
         <w:t>Всенепорочна</w:t>
       </w:r>
       <w:proofErr w:type="spellEnd"/>
       <w:r>
+        <w:rPr>
+          <w:rFonts w:ascii="Times New Roman" w:hAnsi="Times New Roman"/>
+          <w:sz w:val="24"/>
+        </w:rPr>
         <w:t>,* даючи всім прощення гріхів.* Прийнявши нині наші благання,* моли, щоб усі ми спаслися.</w:t>
       </w:r>
     </w:p>
     <w:p>
       <w:proofErr w:type="spellStart"/>
       <w:r>
+        <w:rPr>
+          <w:rFonts w:ascii="Times New Roman" w:hAnsi="Times New Roman"/>
+          <w:sz w:val="24"/>
+        </w:rPr>
         <w:t>Хвалитні</w:t>
       </w:r>
       <w:proofErr w:type="spellEnd"/>
     </w:p>
     <w:p>
       <w:r>
+        <w:rPr>
+          <w:rFonts w:ascii="Times New Roman" w:hAnsi="Times New Roman"/>
+          <w:sz w:val="24"/>
+        </w:rPr>
         <w:t>Слава і нині (г. 4): Спаси нас, Мати Христа Бога,* від усяких напастей,* щоб ми кликали до тебе:* Радуйся, єдина Заступнице, душ наших.</w:t>
       </w:r>
     </w:p>
     <w:p>
       <w:r>
+        <w:rPr>
+          <w:rFonts w:ascii="Times New Roman" w:hAnsi="Times New Roman"/>
+          <w:sz w:val="24"/>
+        </w:rPr>
         <w:t>СЛУЖБА СВЯТИТЕЛЯ</w:t>
       </w:r>
     </w:p>
     <w:p>
       <w:r>
+        <w:rPr>
+          <w:rFonts w:ascii="Times New Roman" w:hAnsi="Times New Roman"/>
+          <w:sz w:val="24"/>
+        </w:rPr>
         <w:t>НА ВЕЧІРНІ</w:t>
       </w:r>
     </w:p>
     <w:p>
       <w:r>
+        <w:rPr>
+          <w:rFonts w:ascii="Times New Roman" w:hAnsi="Times New Roman"/>
+          <w:sz w:val="24"/>
+        </w:rPr>
         <w:t>Стихири на «Господи, взиваю я»</w:t>
       </w:r>
     </w:p>
     <w:p>
       <w:r>
+        <w:rPr>
+          <w:rFonts w:ascii="Times New Roman" w:hAnsi="Times New Roman"/>
+          <w:sz w:val="24"/>
+        </w:rPr>
         <w:t xml:space="preserve">Слава (г. 6) Преподобний Отче!* Плодами твоїх подвигів ти просвітив серця вірних.* Хто бо, почувши про твоє безмірне смирення,* не подивляв </w:t>
       </w:r>
       <w:proofErr w:type="spellStart"/>
       <w:r>
+        <w:rPr>
+          <w:rFonts w:ascii="Times New Roman" w:hAnsi="Times New Roman"/>
+          <w:sz w:val="24"/>
+        </w:rPr>
         <w:t>терпеливости</w:t>
       </w:r>
       <w:proofErr w:type="spellEnd"/>
       <w:r>
+        <w:rPr>
+          <w:rFonts w:ascii="Times New Roman" w:hAnsi="Times New Roman"/>
+          <w:sz w:val="24"/>
+        </w:rPr>
         <w:t>,* співчуття до бідних й утіхи для терплячих?* Всього того побожно навчав ти, святителю (ім'я),* тож нині, увінчаний вінком нев'янучим,* молися за душі наші.</w:t>
       </w:r>
     </w:p>
     <w:p>
       <w:r>
+        <w:rPr>
+          <w:rFonts w:ascii="Times New Roman" w:hAnsi="Times New Roman"/>
+          <w:sz w:val="24"/>
+        </w:rPr>
         <w:lastRenderedPageBreak/>
         <w:t>І нині (</w:t>
       </w:r>
       <w:proofErr w:type="spellStart"/>
       <w:r>
+        <w:rPr>
+          <w:rFonts w:ascii="Times New Roman" w:hAnsi="Times New Roman"/>
+          <w:sz w:val="24"/>
+        </w:rPr>
         <w:t>богородичний</w:t>
       </w:r>
       <w:proofErr w:type="spellEnd"/>
       <w:r>
+        <w:rPr>
+          <w:rFonts w:ascii="Times New Roman" w:hAnsi="Times New Roman"/>
+          <w:sz w:val="24"/>
+        </w:rPr>
         <w:t xml:space="preserve">): Радуйся, виповнення Закону.* Радуйся, храме святої Тройці, пречиста </w:t>
       </w:r>
       <w:proofErr w:type="spellStart"/>
       <w:r>
+        <w:rPr>
+          <w:rFonts w:ascii="Times New Roman" w:hAnsi="Times New Roman"/>
+          <w:sz w:val="24"/>
+        </w:rPr>
         <w:t>невісто</w:t>
       </w:r>
       <w:proofErr w:type="spellEnd"/>
       <w:r>
+        <w:rPr>
+          <w:rFonts w:ascii="Times New Roman" w:hAnsi="Times New Roman"/>
+          <w:sz w:val="24"/>
+        </w:rPr>
         <w:t xml:space="preserve"> нетлінна!* Радуйся, носителько всіх Царя!* Радуйся, вогню духовний,* що немов щипцями носиш у руках твоїх жарину!* Радуйся, новий раю, саде загороджений,* трапезо божественна і пресвітла!* Радуйся, голубко невинна,* престоле Вишнього і божественне духовне ложе,* бо Дух Святий, Діво, отінив тебе.</w:t>
       </w:r>
     </w:p>
     <w:p>
       <w:r>
+        <w:rPr>
+          <w:rFonts w:ascii="Times New Roman" w:hAnsi="Times New Roman"/>
+          <w:sz w:val="24"/>
+        </w:rPr>
         <w:t>І нині (</w:t>
       </w:r>
       <w:proofErr w:type="spellStart"/>
       <w:r>
+        <w:rPr>
+          <w:rFonts w:ascii="Times New Roman" w:hAnsi="Times New Roman"/>
+          <w:sz w:val="24"/>
+        </w:rPr>
         <w:t>хрестобогородичний</w:t>
       </w:r>
       <w:proofErr w:type="spellEnd"/>
       <w:r>
+        <w:rPr>
+          <w:rFonts w:ascii="Times New Roman" w:hAnsi="Times New Roman"/>
+          <w:sz w:val="24"/>
+        </w:rPr>
         <w:t>): Коли побачила чиста Діва й Мати твоя, Спасе,* що люди беззаконні несправедливо прибили тебе до хреста,* душа її зазнала болю, як прорік Симеон.</w:t>
       </w:r>
     </w:p>
     <w:p/>
     <w:p>
       <w:r>
+        <w:rPr>
+          <w:rFonts w:ascii="Times New Roman" w:hAnsi="Times New Roman"/>
+          <w:sz w:val="24"/>
+        </w:rPr>
         <w:t xml:space="preserve">Слава (г. 2): Ангели й люди зчудувалися* твоєму </w:t>
       </w:r>
       <w:proofErr w:type="spellStart"/>
       <w:r>
+        <w:rPr>
+          <w:rFonts w:ascii="Times New Roman" w:hAnsi="Times New Roman"/>
+          <w:sz w:val="24"/>
+        </w:rPr>
         <w:t>рівноангельському</w:t>
       </w:r>
       <w:proofErr w:type="spellEnd"/>
       <w:r>
+        <w:rPr>
+          <w:rFonts w:ascii="Times New Roman" w:hAnsi="Times New Roman"/>
+          <w:sz w:val="24"/>
+        </w:rPr>
         <w:t xml:space="preserve"> життю в тілі,* священики й ченці його побожно вшановували,* царі й князі ним любувалися, а Бог прославив.* Випроси, священний Отче, у Христа милосердя,* – для всіх нас, які тобою прославилися.</w:t>
       </w:r>
     </w:p>
     <w:p>
       <w:r>
+        <w:rPr>
+          <w:rFonts w:ascii="Times New Roman" w:hAnsi="Times New Roman"/>
+          <w:sz w:val="24"/>
+        </w:rPr>
         <w:t xml:space="preserve">І нині: О, нове чудо, над усі старовинні чуда!* Хто ж бо знав коли матір, що родила без мужа* і носила на руках того, хто держить усі створіння?* Бо народжене – це Боже уподобання,* що його ти, Пречиста, як дитину, носила твоїми руками* і мала до нього матерню сміливість.* Тому не </w:t>
       </w:r>
       <w:proofErr w:type="spellStart"/>
       <w:r>
+        <w:rPr>
+          <w:rFonts w:ascii="Times New Roman" w:hAnsi="Times New Roman"/>
+          <w:sz w:val="24"/>
+        </w:rPr>
         <w:t>переставай</w:t>
       </w:r>
       <w:proofErr w:type="spellEnd"/>
       <w:r>
+        <w:rPr>
+          <w:rFonts w:ascii="Times New Roman" w:hAnsi="Times New Roman"/>
+          <w:sz w:val="24"/>
+        </w:rPr>
         <w:t xml:space="preserve"> молитись до нього за тих, що тебе почитають,* щоб змилувався і спас душі наші.</w:t>
       </w:r>
     </w:p>
     <w:p/>
     <w:p>
       <w:r>
+        <w:rPr>
+          <w:rFonts w:ascii="Times New Roman" w:hAnsi="Times New Roman"/>
+          <w:sz w:val="24"/>
+        </w:rPr>
         <w:t>(г. 6): Преподобний і вельми блаженний святителю, отче (ім'я),* пастирю добрий, учню начальника пастирів Христа,* що поклав свою душу за вівці!* Ублагай своїми молитвами Господа,* щоб подав нам велику милість.</w:t>
       </w:r>
     </w:p>
     <w:p>
       <w:r>
+        <w:rPr>
+          <w:rFonts w:ascii="Times New Roman" w:hAnsi="Times New Roman"/>
+          <w:sz w:val="24"/>
+        </w:rPr>
         <w:t>Слава і нині: Ми знаємо, Богородице Діво,* що Бог з тебе воплотився, тож моли його, щоб спас душі наші.</w:t>
       </w:r>
     </w:p>
     <w:p>
       <w:r>
+        <w:rPr>
+          <w:rFonts w:ascii="Times New Roman" w:hAnsi="Times New Roman"/>
+          <w:sz w:val="24"/>
+        </w:rPr>
         <w:t>СЛУЖБА СВЯТИТЕЛІВ</w:t>
       </w:r>
     </w:p>
     <w:p>
       <w:r>
+        <w:rPr>
+          <w:rFonts w:ascii="Times New Roman" w:hAnsi="Times New Roman"/>
+          <w:sz w:val="24"/>
+        </w:rPr>
         <w:t>НА ВЕЧІРНІ</w:t>
       </w:r>
     </w:p>
     <w:p>
       <w:r>
+        <w:rPr>
+          <w:rFonts w:ascii="Times New Roman" w:hAnsi="Times New Roman"/>
+          <w:sz w:val="24"/>
+        </w:rPr>
         <w:t>Стихири на «Господи, взиваю я»</w:t>
       </w:r>
     </w:p>
     <w:p>
       <w:r>
+        <w:rPr>
+          <w:rFonts w:ascii="Times New Roman" w:hAnsi="Times New Roman"/>
+          <w:sz w:val="24"/>
+        </w:rPr>
         <w:t>Слава (г. 6): Люди Божі,* вірні слуги й служителі Господні,* мужі прагнень, вибрані посуди,* стовпи й підпори Церкви, спадкоємці Царства!* Не вмовкаючи, взивайте за нас до Господа.</w:t>
       </w:r>
     </w:p>
     <w:p>
       <w:r>
+        <w:rPr>
+          <w:rFonts w:ascii="Times New Roman" w:hAnsi="Times New Roman"/>
+          <w:sz w:val="24"/>
+        </w:rPr>
         <w:t>І нині (</w:t>
       </w:r>
       <w:proofErr w:type="spellStart"/>
       <w:r>
+        <w:rPr>
+          <w:rFonts w:ascii="Times New Roman" w:hAnsi="Times New Roman"/>
+          <w:sz w:val="24"/>
+        </w:rPr>
         <w:t>богородичний</w:t>
       </w:r>
       <w:proofErr w:type="spellEnd"/>
       <w:r>
+        <w:rPr>
+          <w:rFonts w:ascii="Times New Roman" w:hAnsi="Times New Roman"/>
+          <w:sz w:val="24"/>
+        </w:rPr>
         <w:t xml:space="preserve">): Пресвята </w:t>
       </w:r>
       <w:proofErr w:type="spellStart"/>
       <w:r>
+        <w:rPr>
+          <w:rFonts w:ascii="Times New Roman" w:hAnsi="Times New Roman"/>
+          <w:sz w:val="24"/>
+        </w:rPr>
         <w:t>Богоневісто</w:t>
       </w:r>
       <w:proofErr w:type="spellEnd"/>
       <w:r>
+        <w:rPr>
+          <w:rFonts w:ascii="Times New Roman" w:hAnsi="Times New Roman"/>
+          <w:sz w:val="24"/>
+        </w:rPr>
         <w:t xml:space="preserve">!* Визволь окаянну мою душу від засуду і тяжких упадків.* Вчасно очищену покаянням* і потоками сліз відверни її від </w:t>
       </w:r>
       <w:proofErr w:type="spellStart"/>
       <w:r>
+        <w:rPr>
+          <w:rFonts w:ascii="Times New Roman" w:hAnsi="Times New Roman"/>
+          <w:sz w:val="24"/>
+        </w:rPr>
         <w:t>смерти</w:t>
       </w:r>
       <w:proofErr w:type="spellEnd"/>
       <w:r>
+        <w:rPr>
+          <w:rFonts w:ascii="Times New Roman" w:hAnsi="Times New Roman"/>
+          <w:sz w:val="24"/>
+        </w:rPr>
         <w:t xml:space="preserve"> своїми </w:t>
       </w:r>
       <w:proofErr w:type="spellStart"/>
       <w:r>
+        <w:rPr>
+          <w:rFonts w:ascii="Times New Roman" w:hAnsi="Times New Roman"/>
+          <w:sz w:val="24"/>
+        </w:rPr>
         <w:t>мольбами</w:t>
       </w:r>
       <w:proofErr w:type="spellEnd"/>
       <w:r>
+        <w:rPr>
+          <w:rFonts w:ascii="Times New Roman" w:hAnsi="Times New Roman"/>
+          <w:sz w:val="24"/>
+        </w:rPr>
         <w:t>* та в день суду дай доступитись виправдання,* що його вдостоїлися збори святих.</w:t>
       </w:r>
     </w:p>
     <w:p>
       <w:r>
+        <w:rPr>
+          <w:rFonts w:ascii="Times New Roman" w:hAnsi="Times New Roman"/>
+          <w:sz w:val="24"/>
+        </w:rPr>
         <w:t>І нині (</w:t>
       </w:r>
       <w:proofErr w:type="spellStart"/>
       <w:r>
+        <w:rPr>
+          <w:rFonts w:ascii="Times New Roman" w:hAnsi="Times New Roman"/>
+          <w:sz w:val="24"/>
+        </w:rPr>
         <w:t>хрестобогородичний</w:t>
       </w:r>
       <w:proofErr w:type="spellEnd"/>
       <w:r>
+        <w:rPr>
+          <w:rFonts w:ascii="Times New Roman" w:hAnsi="Times New Roman"/>
+          <w:sz w:val="24"/>
+        </w:rPr>
         <w:t xml:space="preserve">): Викуп за нас і ціну велику* – кров свою пречисту, зволив ти дати,* Христе мій безгрішний,* бажаючи, щоб усі спаслися.* Тому, бачивши тебе розп'ятого,* Мати твоя ридала* і в </w:t>
       </w:r>
       <w:proofErr w:type="spellStart"/>
       <w:r>
+        <w:rPr>
+          <w:rFonts w:ascii="Times New Roman" w:hAnsi="Times New Roman"/>
+          <w:sz w:val="24"/>
+        </w:rPr>
         <w:t>одчаю</w:t>
       </w:r>
       <w:proofErr w:type="spellEnd"/>
       <w:r>
+        <w:rPr>
+          <w:rFonts w:ascii="Times New Roman" w:hAnsi="Times New Roman"/>
+          <w:sz w:val="24"/>
+        </w:rPr>
         <w:t xml:space="preserve"> голосила:* Сину мій, </w:t>
       </w:r>
       <w:proofErr w:type="spellStart"/>
       <w:r>
+        <w:rPr>
+          <w:rFonts w:ascii="Times New Roman" w:hAnsi="Times New Roman"/>
+          <w:sz w:val="24"/>
+        </w:rPr>
         <w:t>Агнче</w:t>
       </w:r>
       <w:proofErr w:type="spellEnd"/>
       <w:r>
+        <w:rPr>
+          <w:rFonts w:ascii="Times New Roman" w:hAnsi="Times New Roman"/>
+          <w:sz w:val="24"/>
+        </w:rPr>
         <w:t xml:space="preserve"> непорочний,* що хочеш спасти світ своєю пречистою </w:t>
       </w:r>
       <w:r>
+        <w:rPr>
+          <w:rFonts w:ascii="Times New Roman" w:hAnsi="Times New Roman"/>
+          <w:sz w:val="24"/>
+        </w:rPr>
         <w:lastRenderedPageBreak/>
         <w:t xml:space="preserve">кров'ю!* Чому зайшов для очей моїх,* будучи Сонцем немеркнучим,* ти, що даєш усім </w:t>
       </w:r>
       <w:proofErr w:type="spellStart"/>
       <w:r>
+        <w:rPr>
+          <w:rFonts w:ascii="Times New Roman" w:hAnsi="Times New Roman"/>
+          <w:sz w:val="24"/>
+        </w:rPr>
         <w:t>просвічення</w:t>
       </w:r>
       <w:proofErr w:type="spellEnd"/>
       <w:r>
+        <w:rPr>
+          <w:rFonts w:ascii="Times New Roman" w:hAnsi="Times New Roman"/>
+          <w:sz w:val="24"/>
+        </w:rPr>
         <w:t xml:space="preserve"> і велику милість?</w:t>
       </w:r>
     </w:p>
     <w:p>
       <w:r>
+        <w:rPr>
+          <w:rFonts w:ascii="Times New Roman" w:hAnsi="Times New Roman"/>
+          <w:sz w:val="24"/>
+        </w:rPr>
         <w:t>СЛУЖБА ПРЕПОДОБНОГО</w:t>
       </w:r>
     </w:p>
     <w:p>
       <w:r>
+        <w:rPr>
+          <w:rFonts w:ascii="Times New Roman" w:hAnsi="Times New Roman"/>
+          <w:sz w:val="24"/>
+        </w:rPr>
         <w:t>НА ВЕЧІРНІ</w:t>
       </w:r>
     </w:p>
     <w:p>
       <w:r>
+        <w:rPr>
+          <w:rFonts w:ascii="Times New Roman" w:hAnsi="Times New Roman"/>
+          <w:sz w:val="24"/>
+        </w:rPr>
         <w:t>Стихири на «Господи, взиваю я»</w:t>
       </w:r>
     </w:p>
     <w:p>
       <w:r>
+        <w:rPr>
+          <w:rFonts w:ascii="Times New Roman" w:hAnsi="Times New Roman"/>
+          <w:sz w:val="24"/>
+        </w:rPr>
         <w:t>Слава (г. 1): Безліч монахів вшановує тебе, отче наш (ім'я),* як свого наставника;* твоєю бо стежкою ми справді навчилися праведно ходити.* Блаженний ти, що трудився для Христа* і посоромив ворожу силу,* ангелів співбесіднику, преподобних і праведних співучаснику!* Молися з ними Господеві,* щоб помилував душі наші.</w:t>
       </w:r>
     </w:p>
     <w:p>
       <w:r>
+        <w:rPr>
+          <w:rFonts w:ascii="Times New Roman" w:hAnsi="Times New Roman"/>
+          <w:sz w:val="24"/>
+        </w:rPr>
         <w:t>І нині (</w:t>
       </w:r>
       <w:proofErr w:type="spellStart"/>
       <w:r>
+        <w:rPr>
+          <w:rFonts w:ascii="Times New Roman" w:hAnsi="Times New Roman"/>
+          <w:sz w:val="24"/>
+        </w:rPr>
         <w:t>богородичний</w:t>
       </w:r>
       <w:proofErr w:type="spellEnd"/>
       <w:r>
+        <w:rPr>
+          <w:rFonts w:ascii="Times New Roman" w:hAnsi="Times New Roman"/>
+          <w:sz w:val="24"/>
+        </w:rPr>
         <w:t xml:space="preserve">): Морем прогріхів збурені,* прибігаємо до тебе, пречиста Богородице,* як до тихої пристані,* і взиваємо: Спаси нас, </w:t>
       </w:r>
       <w:proofErr w:type="spellStart"/>
       <w:r>
+        <w:rPr>
+          <w:rFonts w:ascii="Times New Roman" w:hAnsi="Times New Roman"/>
+          <w:sz w:val="24"/>
+        </w:rPr>
         <w:t>Всенепорочна</w:t>
       </w:r>
       <w:proofErr w:type="spellEnd"/>
       <w:r>
+        <w:rPr>
+          <w:rFonts w:ascii="Times New Roman" w:hAnsi="Times New Roman"/>
+          <w:sz w:val="24"/>
+        </w:rPr>
         <w:t>,* і подай свою владну десницю слугам твоїм.</w:t>
       </w:r>
     </w:p>
     <w:p>
       <w:r>
+        <w:rPr>
+          <w:rFonts w:ascii="Times New Roman" w:hAnsi="Times New Roman"/>
+          <w:sz w:val="24"/>
+        </w:rPr>
         <w:t>І нині (</w:t>
       </w:r>
       <w:proofErr w:type="spellStart"/>
       <w:r>
+        <w:rPr>
+          <w:rFonts w:ascii="Times New Roman" w:hAnsi="Times New Roman"/>
+          <w:sz w:val="24"/>
+        </w:rPr>
         <w:t>хрестобогородичний</w:t>
       </w:r>
       <w:proofErr w:type="spellEnd"/>
       <w:r>
+        <w:rPr>
+          <w:rFonts w:ascii="Times New Roman" w:hAnsi="Times New Roman"/>
+          <w:sz w:val="24"/>
+        </w:rPr>
         <w:t>): Давнє гірке Адамове куштування осолодив ти,* покуштувавши жовчі й оцту, найсолодший Сину, піднятий на дерево;* тому, воскреснувши, як всесильний,* і мені, Судде справедливий,* будь осолодою лікувальним стражданням твоїм* – казала Діва, плачучи.</w:t>
       </w:r>
     </w:p>
     <w:p/>
     <w:p>
       <w:r>
+        <w:rPr>
+          <w:rFonts w:ascii="Times New Roman" w:hAnsi="Times New Roman"/>
+          <w:sz w:val="24"/>
+        </w:rPr>
         <w:t xml:space="preserve">Слава (г. 2): Ти, Преподобний, відрікся світу і того, що в світі;* прийнявши ж Євангеліє, пішов ти за ним по-євангельському* і, живши праведно, немов у раю,* крайньою строгістю тіла убив ти змія, чоловіковбивцю.* Тому, поселившись у небі, преподобний (ім'я),* випроси нам великої </w:t>
       </w:r>
       <w:proofErr w:type="spellStart"/>
       <w:r>
+        <w:rPr>
+          <w:rFonts w:ascii="Times New Roman" w:hAnsi="Times New Roman"/>
+          <w:sz w:val="24"/>
+        </w:rPr>
         <w:t>милости</w:t>
       </w:r>
       <w:proofErr w:type="spellEnd"/>
       <w:r>
+        <w:rPr>
+          <w:rFonts w:ascii="Times New Roman" w:hAnsi="Times New Roman"/>
+          <w:sz w:val="24"/>
+        </w:rPr>
         <w:t>.</w:t>
       </w:r>
     </w:p>
     <w:p>
       <w:r>
+        <w:rPr>
+          <w:rFonts w:ascii="Times New Roman" w:hAnsi="Times New Roman"/>
+          <w:sz w:val="24"/>
+        </w:rPr>
         <w:t xml:space="preserve">І нині: О, нове чудо, над усі старовинні чуда!* Хто ж бо знав коли матір, що родила без мужа* і носила на руках того, хто держить усі створіння?* Бо народжене − це Боже уподобання,* що його ти, Пречиста, як дитину, носила твоїми руками* і мала до нього матерню сміливість.* Тому не </w:t>
       </w:r>
       <w:proofErr w:type="spellStart"/>
       <w:r>
+        <w:rPr>
+          <w:rFonts w:ascii="Times New Roman" w:hAnsi="Times New Roman"/>
+          <w:sz w:val="24"/>
+        </w:rPr>
         <w:t>переставай</w:t>
       </w:r>
       <w:proofErr w:type="spellEnd"/>
       <w:r>
+        <w:rPr>
+          <w:rFonts w:ascii="Times New Roman" w:hAnsi="Times New Roman"/>
+          <w:sz w:val="24"/>
+        </w:rPr>
         <w:t xml:space="preserve"> молитись до нього за тих, що тебе почитають,* щоб змилувався і спас душі наші.</w:t>
       </w:r>
     </w:p>
     <w:p>
       <w:r>
+        <w:rPr>
+          <w:rFonts w:ascii="Times New Roman" w:hAnsi="Times New Roman"/>
+          <w:sz w:val="24"/>
+        </w:rPr>
         <w:t>Слава і нині (г. 2): Усю надію мою покладаю* на тебе, Мати Божа;* збережи мене під покровом твоїм.</w:t>
       </w:r>
     </w:p>
     <w:p/>
     <w:p>
       <w:r>
+        <w:rPr>
+          <w:rFonts w:ascii="Times New Roman" w:hAnsi="Times New Roman"/>
+          <w:sz w:val="24"/>
+        </w:rPr>
         <w:t>СЛУЖБА ПРЕПОДОБНИХ</w:t>
       </w:r>
     </w:p>
     <w:p>
       <w:r>
+        <w:rPr>
+          <w:rFonts w:ascii="Times New Roman" w:hAnsi="Times New Roman"/>
+          <w:sz w:val="24"/>
+        </w:rPr>
         <w:t>НА ВЕЧІРНІ</w:t>
       </w:r>
     </w:p>
     <w:p>
       <w:r>
+        <w:rPr>
+          <w:rFonts w:ascii="Times New Roman" w:hAnsi="Times New Roman"/>
+          <w:sz w:val="24"/>
+        </w:rPr>
         <w:t>Стихири на «Господи, взиваю я»</w:t>
       </w:r>
     </w:p>
     <w:p>
       <w:r>
+        <w:rPr>
+          <w:rFonts w:ascii="Times New Roman" w:hAnsi="Times New Roman"/>
+          <w:sz w:val="24"/>
+        </w:rPr>
         <w:t>Слава (г. 8): Преподобні Отці!* Ви вдень і вночі навчались в Господньому законі* і стали достойними бути розсадниками дерева життя,* а плід вашого терпіння зацвів вінками.* Мавши сміливість перед Христом Богом,* основоположником подвижництва,* випросіть і нам прощення гріхів і велику милість.</w:t>
       </w:r>
     </w:p>
     <w:p>
       <w:r>
+        <w:rPr>
+          <w:rFonts w:ascii="Times New Roman" w:hAnsi="Times New Roman"/>
+          <w:sz w:val="24"/>
+        </w:rPr>
         <w:lastRenderedPageBreak/>
         <w:t>І нині (</w:t>
       </w:r>
       <w:proofErr w:type="spellStart"/>
       <w:r>
+        <w:rPr>
+          <w:rFonts w:ascii="Times New Roman" w:hAnsi="Times New Roman"/>
+          <w:sz w:val="24"/>
+        </w:rPr>
         <w:t>богородичний</w:t>
       </w:r>
       <w:proofErr w:type="spellEnd"/>
       <w:r>
+        <w:rPr>
+          <w:rFonts w:ascii="Times New Roman" w:hAnsi="Times New Roman"/>
+          <w:sz w:val="24"/>
+        </w:rPr>
         <w:t>): Мої замисли нечисті й уста облудні,* діла ж мої всі опоганені.* Що чинитиму та як погляну на Суддю?* Владичице, Діво, моли Сина свого, Творця і Господа,* щоб він у покаянні прийняв дух мій, як єдиний добросердий.</w:t>
       </w:r>
     </w:p>
     <w:p>
       <w:r>
+        <w:rPr>
+          <w:rFonts w:ascii="Times New Roman" w:hAnsi="Times New Roman"/>
+          <w:sz w:val="24"/>
+        </w:rPr>
         <w:t>І нині (</w:t>
       </w:r>
       <w:proofErr w:type="spellStart"/>
       <w:r>
+        <w:rPr>
+          <w:rFonts w:ascii="Times New Roman" w:hAnsi="Times New Roman"/>
+          <w:sz w:val="24"/>
+        </w:rPr>
         <w:t>хрестобагородичний</w:t>
       </w:r>
       <w:proofErr w:type="spellEnd"/>
       <w:r>
+        <w:rPr>
+          <w:rFonts w:ascii="Times New Roman" w:hAnsi="Times New Roman"/>
+          <w:sz w:val="24"/>
+        </w:rPr>
         <w:t xml:space="preserve">): Коли </w:t>
       </w:r>
       <w:proofErr w:type="spellStart"/>
       <w:r>
+        <w:rPr>
+          <w:rFonts w:ascii="Times New Roman" w:hAnsi="Times New Roman"/>
+          <w:sz w:val="24"/>
+        </w:rPr>
         <w:t>Агниця</w:t>
       </w:r>
       <w:proofErr w:type="spellEnd"/>
       <w:r>
+        <w:rPr>
+          <w:rFonts w:ascii="Times New Roman" w:hAnsi="Times New Roman"/>
+          <w:sz w:val="24"/>
+        </w:rPr>
         <w:t xml:space="preserve"> і Діва побачила тебе, Агнця,* як на жертву тебе ведено,* ступала, Спасе, зі сльозами й кликала:* Куди спішиш, моя Дитино?* Іду за тобою, найсолодший, бо не можу тебе не бачити,* Ісусе мій багатомилостивий!</w:t>
       </w:r>
     </w:p>
     <w:p>
       <w:r>
+        <w:rPr>
+          <w:rFonts w:ascii="Times New Roman" w:hAnsi="Times New Roman"/>
+          <w:sz w:val="24"/>
+        </w:rPr>
         <w:t>СЛУЖБА МУЧЕНИКА</w:t>
       </w:r>
     </w:p>
     <w:p>
       <w:r>
+        <w:rPr>
+          <w:rFonts w:ascii="Times New Roman" w:hAnsi="Times New Roman"/>
+          <w:sz w:val="24"/>
+        </w:rPr>
         <w:t>НА ВЕЧІРНІ</w:t>
       </w:r>
     </w:p>
     <w:p>
       <w:r>
+        <w:rPr>
+          <w:rFonts w:ascii="Times New Roman" w:hAnsi="Times New Roman"/>
+          <w:sz w:val="24"/>
+        </w:rPr>
         <w:t>Стихири на «Господи, взиваю я»</w:t>
       </w:r>
     </w:p>
     <w:p>
       <w:r>
+        <w:rPr>
+          <w:rFonts w:ascii="Times New Roman" w:hAnsi="Times New Roman"/>
+          <w:sz w:val="24"/>
+        </w:rPr>
         <w:t xml:space="preserve">Слава (г. 6): Нині вся </w:t>
       </w:r>
       <w:proofErr w:type="spellStart"/>
       <w:r>
+        <w:rPr>
+          <w:rFonts w:ascii="Times New Roman" w:hAnsi="Times New Roman"/>
+          <w:sz w:val="24"/>
+        </w:rPr>
         <w:t>вселенна</w:t>
       </w:r>
       <w:proofErr w:type="spellEnd"/>
       <w:r>
+        <w:rPr>
+          <w:rFonts w:ascii="Times New Roman" w:hAnsi="Times New Roman"/>
+          <w:sz w:val="24"/>
+        </w:rPr>
         <w:t xml:space="preserve"> просвічується промінням страстотерпця,* а Христова Церква, прикрашена квіттям, кличе до тебе, (ім'я):* Угоднику Христовий і заступнику найщиріший,* не </w:t>
       </w:r>
       <w:proofErr w:type="spellStart"/>
       <w:r>
+        <w:rPr>
+          <w:rFonts w:ascii="Times New Roman" w:hAnsi="Times New Roman"/>
+          <w:sz w:val="24"/>
+        </w:rPr>
         <w:t>переставай</w:t>
       </w:r>
       <w:proofErr w:type="spellEnd"/>
       <w:r>
+        <w:rPr>
+          <w:rFonts w:ascii="Times New Roman" w:hAnsi="Times New Roman"/>
+          <w:sz w:val="24"/>
+        </w:rPr>
         <w:t xml:space="preserve"> молитися за нас до Господа.</w:t>
       </w:r>
     </w:p>
     <w:p>
       <w:r>
+        <w:rPr>
+          <w:rFonts w:ascii="Times New Roman" w:hAnsi="Times New Roman"/>
+          <w:sz w:val="24"/>
+        </w:rPr>
         <w:t>І нині (</w:t>
       </w:r>
       <w:proofErr w:type="spellStart"/>
       <w:r>
+        <w:rPr>
+          <w:rFonts w:ascii="Times New Roman" w:hAnsi="Times New Roman"/>
+          <w:sz w:val="24"/>
+        </w:rPr>
         <w:t>богородичний</w:t>
       </w:r>
       <w:proofErr w:type="spellEnd"/>
       <w:r>
+        <w:rPr>
+          <w:rFonts w:ascii="Times New Roman" w:hAnsi="Times New Roman"/>
+          <w:sz w:val="24"/>
+        </w:rPr>
         <w:t>): Безліч разів я обіцяв, Пречиста,* чинити покуту за мої гріхи,* але не залишає мене лиха звичка.* Тому кличу до тебе і, припадаючи, молюся:* Визволь мене, Владичице, від такої муки,* наставляючи на все, що є краще і ближче спасіння.</w:t>
       </w:r>
     </w:p>
     <w:p>
       <w:r>
+        <w:rPr>
+          <w:rFonts w:ascii="Times New Roman" w:hAnsi="Times New Roman"/>
+          <w:sz w:val="24"/>
+        </w:rPr>
         <w:t>І нині (</w:t>
       </w:r>
       <w:proofErr w:type="spellStart"/>
       <w:r>
+        <w:rPr>
+          <w:rFonts w:ascii="Times New Roman" w:hAnsi="Times New Roman"/>
+          <w:sz w:val="24"/>
+        </w:rPr>
         <w:t>хрестобогородичний</w:t>
       </w:r>
       <w:proofErr w:type="spellEnd"/>
       <w:r>
+        <w:rPr>
+          <w:rFonts w:ascii="Times New Roman" w:hAnsi="Times New Roman"/>
+          <w:sz w:val="24"/>
+        </w:rPr>
         <w:t xml:space="preserve">): Коли ти, </w:t>
       </w:r>
       <w:proofErr w:type="spellStart"/>
       <w:r>
+        <w:rPr>
+          <w:rFonts w:ascii="Times New Roman" w:hAnsi="Times New Roman"/>
+          <w:sz w:val="24"/>
+        </w:rPr>
         <w:t>Агнице</w:t>
       </w:r>
       <w:proofErr w:type="spellEnd"/>
       <w:r>
+        <w:rPr>
+          <w:rFonts w:ascii="Times New Roman" w:hAnsi="Times New Roman"/>
+          <w:sz w:val="24"/>
+        </w:rPr>
         <w:t>, побачила прибитого до хреста Агнця,* що з тебе народився,* ти кликала у сльозах:* Горе мені, найсолодша Дитино!* Без болю я тебе колись народила, а нині серце моє боліє,* і не можу дивитись на тебе розп'ятого, Христе,* Сину мій багатомилостивий.</w:t>
       </w:r>
     </w:p>
     <w:p>
       <w:r>
+        <w:rPr>
+          <w:rFonts w:ascii="Times New Roman" w:hAnsi="Times New Roman"/>
+          <w:sz w:val="24"/>
+        </w:rPr>
         <w:t xml:space="preserve">Слава (г. 5): Світліше від зірниці засяяла нині* світла пам'ять Христового страстотерпця,* що невидимо просвічує серця вірних* і розвіває хмари душевні діянням і благодаттю Святого Духа.* Тому закличмо до нього, шанувальники мучеників:* Радуйся, Мученику! Ти появився вірним божественною благодаттю* і </w:t>
       </w:r>
       <w:proofErr w:type="spellStart"/>
       <w:r>
+        <w:rPr>
+          <w:rFonts w:ascii="Times New Roman" w:hAnsi="Times New Roman"/>
+          <w:sz w:val="24"/>
+        </w:rPr>
         <w:t>щедро</w:t>
       </w:r>
       <w:proofErr w:type="spellEnd"/>
       <w:r>
+        <w:rPr>
+          <w:rFonts w:ascii="Times New Roman" w:hAnsi="Times New Roman"/>
+          <w:sz w:val="24"/>
+        </w:rPr>
         <w:t xml:space="preserve"> даєш багато чудес тим, що до тебе приходять, блаженний (ім'я).* Не </w:t>
       </w:r>
       <w:proofErr w:type="spellStart"/>
       <w:r>
+        <w:rPr>
+          <w:rFonts w:ascii="Times New Roman" w:hAnsi="Times New Roman"/>
+          <w:sz w:val="24"/>
+        </w:rPr>
         <w:t>переставай</w:t>
       </w:r>
       <w:proofErr w:type="spellEnd"/>
       <w:r>
+        <w:rPr>
+          <w:rFonts w:ascii="Times New Roman" w:hAnsi="Times New Roman"/>
+          <w:sz w:val="24"/>
+        </w:rPr>
         <w:t xml:space="preserve"> безупинно молити Христа,* щоб осягнули вічні блага ті, що вірою вшановують твою пам'ять.</w:t>
       </w:r>
     </w:p>
     <w:p>
       <w:r>
+        <w:rPr>
+          <w:rFonts w:ascii="Times New Roman" w:hAnsi="Times New Roman"/>
+          <w:sz w:val="24"/>
+        </w:rPr>
         <w:t xml:space="preserve">І нині: Ти є храм і брама,* палата і царський престол, Діво Пречиста.* Тобою бо явився мій Спаситель, Христос Господь,* тим, що в темряві спали, будучи сонцем правди,* бажаючи просвітити створених на свій образ, своєю рукою.* Тому, </w:t>
       </w:r>
       <w:proofErr w:type="spellStart"/>
       <w:r>
+        <w:rPr>
+          <w:rFonts w:ascii="Times New Roman" w:hAnsi="Times New Roman"/>
+          <w:sz w:val="24"/>
+        </w:rPr>
         <w:t>Всеславна</w:t>
       </w:r>
       <w:proofErr w:type="spellEnd"/>
       <w:r>
+        <w:rPr>
+          <w:rFonts w:ascii="Times New Roman" w:hAnsi="Times New Roman"/>
+          <w:sz w:val="24"/>
+        </w:rPr>
         <w:t xml:space="preserve">, що здобула собі материнське до нього довір'я,* безнастанно молись, щоб </w:t>
       </w:r>
       <w:proofErr w:type="spellStart"/>
       <w:r>
+        <w:rPr>
+          <w:rFonts w:ascii="Times New Roman" w:hAnsi="Times New Roman"/>
+          <w:sz w:val="24"/>
+        </w:rPr>
         <w:t>спастися</w:t>
       </w:r>
       <w:proofErr w:type="spellEnd"/>
       <w:r>
+        <w:rPr>
+          <w:rFonts w:ascii="Times New Roman" w:hAnsi="Times New Roman"/>
+          <w:sz w:val="24"/>
+        </w:rPr>
         <w:t xml:space="preserve"> душам нашим.</w:t>
       </w:r>
     </w:p>
     <w:p>
       <w:r>
+        <w:rPr>
+          <w:rFonts w:ascii="Times New Roman" w:hAnsi="Times New Roman"/>
+          <w:sz w:val="24"/>
+        </w:rPr>
         <w:t>Слава і нині (г. 1): Радуйся, Богородице Діво,* бо ти породила Царя небесного,* Спасителя й Просвітителя душ наших</w:t>
       </w:r>
     </w:p>
     <w:p/>
     <w:p>
       <w:r>
+        <w:rPr>
+          <w:rFonts w:ascii="Times New Roman" w:hAnsi="Times New Roman"/>
+          <w:sz w:val="24"/>
+        </w:rPr>
         <w:t>СЛУЖБА МУЧЕНИКІВ</w:t>
       </w:r>
     </w:p>
     <w:p>
       <w:r>
+        <w:rPr>
+          <w:rFonts w:ascii="Times New Roman" w:hAnsi="Times New Roman"/>
+          <w:sz w:val="24"/>
+        </w:rPr>
         <w:lastRenderedPageBreak/>
         <w:t>НА ВЕЧІРНІ</w:t>
       </w:r>
     </w:p>
     <w:p>
       <w:r>
+        <w:rPr>
+          <w:rFonts w:ascii="Times New Roman" w:hAnsi="Times New Roman"/>
+          <w:sz w:val="24"/>
+        </w:rPr>
         <w:t>Стихири на «Господи, взиваю я»</w:t>
       </w:r>
     </w:p>
     <w:p>
       <w:r>
+        <w:rPr>
+          <w:rFonts w:ascii="Times New Roman" w:hAnsi="Times New Roman"/>
+          <w:sz w:val="24"/>
+        </w:rPr>
         <w:t xml:space="preserve">Слава (г. 8): Ви воювали за Христа і земну красу зоставили;* взявши на рамена хрест, серед різноманітних мук, пішли за ним.* Перед численними царями і мучителями ви його не виреклися,* тож ангели лавром перемоги </w:t>
       </w:r>
       <w:proofErr w:type="spellStart"/>
       <w:r>
+        <w:rPr>
+          <w:rFonts w:ascii="Times New Roman" w:hAnsi="Times New Roman"/>
+          <w:sz w:val="24"/>
+        </w:rPr>
         <w:t>завінчали</w:t>
       </w:r>
       <w:proofErr w:type="spellEnd"/>
       <w:r>
+        <w:rPr>
+          <w:rFonts w:ascii="Times New Roman" w:hAnsi="Times New Roman"/>
+          <w:sz w:val="24"/>
+        </w:rPr>
         <w:t xml:space="preserve"> голови ваші* і ви, відважні духом, світло ввійшли у небесні хороми.* Тим-то, мавши сміливість до Спаса всіх,* моліться за душі наші.</w:t>
       </w:r>
     </w:p>
     <w:p>
       <w:r>
+        <w:rPr>
+          <w:rFonts w:ascii="Times New Roman" w:hAnsi="Times New Roman"/>
+          <w:sz w:val="24"/>
+        </w:rPr>
         <w:t>І нині (</w:t>
       </w:r>
       <w:proofErr w:type="spellStart"/>
       <w:r>
+        <w:rPr>
+          <w:rFonts w:ascii="Times New Roman" w:hAnsi="Times New Roman"/>
+          <w:sz w:val="24"/>
+        </w:rPr>
         <w:t>богородичний</w:t>
       </w:r>
       <w:proofErr w:type="spellEnd"/>
       <w:r>
+        <w:rPr>
+          <w:rFonts w:ascii="Times New Roman" w:hAnsi="Times New Roman"/>
+          <w:sz w:val="24"/>
+        </w:rPr>
         <w:t xml:space="preserve">): О, преславне чудо!* Як же ти Бога в лоні помістила?* Як носила Дитятко, всіх Творця?* Справді дивує розум і </w:t>
       </w:r>
       <w:proofErr w:type="spellStart"/>
       <w:r>
+        <w:rPr>
+          <w:rFonts w:ascii="Times New Roman" w:hAnsi="Times New Roman"/>
+          <w:sz w:val="24"/>
+        </w:rPr>
         <w:t>помисл</w:t>
       </w:r>
       <w:proofErr w:type="spellEnd"/>
       <w:r>
+        <w:rPr>
+          <w:rFonts w:ascii="Times New Roman" w:hAnsi="Times New Roman"/>
+          <w:sz w:val="24"/>
+        </w:rPr>
         <w:t xml:space="preserve"> твоє невимовне </w:t>
       </w:r>
       <w:proofErr w:type="spellStart"/>
       <w:r>
+        <w:rPr>
+          <w:rFonts w:ascii="Times New Roman" w:hAnsi="Times New Roman"/>
+          <w:sz w:val="24"/>
+        </w:rPr>
         <w:t>родження</w:t>
       </w:r>
       <w:proofErr w:type="spellEnd"/>
       <w:r>
+        <w:rPr>
+          <w:rFonts w:ascii="Times New Roman" w:hAnsi="Times New Roman"/>
+          <w:sz w:val="24"/>
+        </w:rPr>
         <w:t xml:space="preserve">,* </w:t>
       </w:r>
       <w:proofErr w:type="spellStart"/>
       <w:r>
+        <w:rPr>
+          <w:rFonts w:ascii="Times New Roman" w:hAnsi="Times New Roman"/>
+          <w:sz w:val="24"/>
+        </w:rPr>
         <w:t>всеблаженна</w:t>
       </w:r>
       <w:proofErr w:type="spellEnd"/>
       <w:r>
+        <w:rPr>
+          <w:rFonts w:ascii="Times New Roman" w:hAnsi="Times New Roman"/>
+          <w:sz w:val="24"/>
+        </w:rPr>
         <w:t xml:space="preserve"> Богородице пречиста!* Тому завжди моли його, щоб помилував душі наші.</w:t>
       </w:r>
     </w:p>
     <w:p>
       <w:r>
+        <w:rPr>
+          <w:rFonts w:ascii="Times New Roman" w:hAnsi="Times New Roman"/>
+          <w:sz w:val="24"/>
+        </w:rPr>
         <w:t>І нині (</w:t>
       </w:r>
       <w:proofErr w:type="spellStart"/>
       <w:r>
+        <w:rPr>
+          <w:rFonts w:ascii="Times New Roman" w:hAnsi="Times New Roman"/>
+          <w:sz w:val="24"/>
+        </w:rPr>
         <w:t>хрестобогородичний</w:t>
       </w:r>
       <w:proofErr w:type="spellEnd"/>
       <w:r>
+        <w:rPr>
+          <w:rFonts w:ascii="Times New Roman" w:hAnsi="Times New Roman"/>
+          <w:sz w:val="24"/>
+        </w:rPr>
         <w:t xml:space="preserve">): Бачивши як тебе, Ісусе, прибивають до хреста* і як ти, Владико, добровільно приймаєш страждання,* Діва і Мати твоя кликала:* Горе мені, Дитино люба!* Які несправедливі рани </w:t>
       </w:r>
       <w:proofErr w:type="spellStart"/>
       <w:r>
+        <w:rPr>
+          <w:rFonts w:ascii="Times New Roman" w:hAnsi="Times New Roman"/>
+          <w:sz w:val="24"/>
+        </w:rPr>
         <w:t>терпиш</w:t>
       </w:r>
       <w:proofErr w:type="spellEnd"/>
       <w:r>
+        <w:rPr>
+          <w:rFonts w:ascii="Times New Roman" w:hAnsi="Times New Roman"/>
+          <w:sz w:val="24"/>
+        </w:rPr>
         <w:t xml:space="preserve"> ти, Лікарю людської </w:t>
       </w:r>
       <w:proofErr w:type="spellStart"/>
       <w:r>
+        <w:rPr>
+          <w:rFonts w:ascii="Times New Roman" w:hAnsi="Times New Roman"/>
+          <w:sz w:val="24"/>
+        </w:rPr>
         <w:t>немочі</w:t>
       </w:r>
       <w:proofErr w:type="spellEnd"/>
       <w:r>
+        <w:rPr>
+          <w:rFonts w:ascii="Times New Roman" w:hAnsi="Times New Roman"/>
+          <w:sz w:val="24"/>
+        </w:rPr>
         <w:t>,* що від зотління визволив усіх своїм милосердям!</w:t>
       </w:r>
     </w:p>
     <w:p/>
     <w:p>
       <w:r>
+        <w:rPr>
+          <w:rFonts w:ascii="Times New Roman" w:hAnsi="Times New Roman"/>
+          <w:sz w:val="24"/>
+        </w:rPr>
         <w:t>Слава (г. 6): І знову засяяла нам рокова пам'ять* світильників світу, переможних мучеників,* що просвічують серця вірних,* які за Христа і задля хреста змагалися.* Тому Христу Богу, що увінчав їх славою і почестями,* пісню приносимо.</w:t>
       </w:r>
     </w:p>
     <w:p>
       <w:r>
+        <w:rPr>
+          <w:rFonts w:ascii="Times New Roman" w:hAnsi="Times New Roman"/>
+          <w:sz w:val="24"/>
+        </w:rPr>
         <w:t>І нині: Христос Господь, мій Творець і Спаситель, Пречиста,* вийшов з твого лона і в мене зодягнувся,* визволивши Адама з первісного прокляття.* Тому тобі, Пречиста, як Богоматері й Діві,* невгомонно співаємо з ангелом:* Радуйся! Справді, радуйся, Владарко,* Провіднице і Покрове та й спасіння душ наших.</w:t>
       </w:r>
     </w:p>
     <w:p/>
     <w:p>
       <w:r>
+        <w:rPr>
+          <w:rFonts w:ascii="Times New Roman" w:hAnsi="Times New Roman"/>
+          <w:sz w:val="24"/>
+        </w:rPr>
         <w:t xml:space="preserve">Слава і нині (г. 8): За привітанням архангела Гавриїла,* і ми кличемо: Радуйся, Мати Божа!* Ти народила для світу Христа − </w:t>
       </w:r>
       <w:proofErr w:type="spellStart"/>
       <w:r>
+        <w:rPr>
+          <w:rFonts w:ascii="Times New Roman" w:hAnsi="Times New Roman"/>
+          <w:sz w:val="24"/>
+        </w:rPr>
         <w:t>життєдавця</w:t>
       </w:r>
       <w:proofErr w:type="spellEnd"/>
       <w:r>
+        <w:rPr>
+          <w:rFonts w:ascii="Times New Roman" w:hAnsi="Times New Roman"/>
+          <w:sz w:val="24"/>
+        </w:rPr>
         <w:t>.</w:t>
       </w:r>
     </w:p>
     <w:p/>
     <w:p>
       <w:r>
+        <w:rPr>
+          <w:rFonts w:ascii="Times New Roman" w:hAnsi="Times New Roman"/>
+          <w:sz w:val="24"/>
+        </w:rPr>
         <w:t>СЛУЖБА СВЯЩЕННОМУЧЕНИКА</w:t>
       </w:r>
     </w:p>
     <w:p>
       <w:r>
+        <w:rPr>
+          <w:rFonts w:ascii="Times New Roman" w:hAnsi="Times New Roman"/>
+          <w:sz w:val="24"/>
+        </w:rPr>
         <w:t>НА ВЕЧІРНІ</w:t>
       </w:r>
     </w:p>
     <w:p>
       <w:r>
+        <w:rPr>
+          <w:rFonts w:ascii="Times New Roman" w:hAnsi="Times New Roman"/>
+          <w:sz w:val="24"/>
+        </w:rPr>
         <w:t>Стихири на «Господи, взиваю я»</w:t>
       </w:r>
     </w:p>
     <w:p>
       <w:r>
+        <w:rPr>
+          <w:rFonts w:ascii="Times New Roman" w:hAnsi="Times New Roman"/>
+          <w:sz w:val="24"/>
+        </w:rPr>
         <w:t xml:space="preserve">Слава (г. 1): Ти, Священний, став посудом Святого Духа,* очистивши душу від пристрастей.* Тим-то прийняв ти, страждальнику (ім'я), святе божественне помазання,* ставши святителем і наставником </w:t>
       </w:r>
       <w:proofErr w:type="spellStart"/>
       <w:r>
+        <w:rPr>
+          <w:rFonts w:ascii="Times New Roman" w:hAnsi="Times New Roman"/>
+          <w:sz w:val="24"/>
+        </w:rPr>
         <w:t>богомудрому</w:t>
       </w:r>
       <w:proofErr w:type="spellEnd"/>
       <w:r>
+        <w:rPr>
+          <w:rFonts w:ascii="Times New Roman" w:hAnsi="Times New Roman"/>
+          <w:sz w:val="24"/>
+        </w:rPr>
         <w:t xml:space="preserve"> народові,* та й непереможним мучеником того,* хто за нас витерпів страждання і подав безсмертя.* Моли його, щоб дав нам велику милість.</w:t>
       </w:r>
     </w:p>
     <w:p>
       <w:r>
+        <w:rPr>
+          <w:rFonts w:ascii="Times New Roman" w:hAnsi="Times New Roman"/>
+          <w:sz w:val="24"/>
+        </w:rPr>
         <w:lastRenderedPageBreak/>
         <w:t>І нині (</w:t>
       </w:r>
       <w:proofErr w:type="spellStart"/>
       <w:r>
+        <w:rPr>
+          <w:rFonts w:ascii="Times New Roman" w:hAnsi="Times New Roman"/>
+          <w:sz w:val="24"/>
+        </w:rPr>
         <w:t>богородичний</w:t>
       </w:r>
       <w:proofErr w:type="spellEnd"/>
       <w:r>
+        <w:rPr>
+          <w:rFonts w:ascii="Times New Roman" w:hAnsi="Times New Roman"/>
+          <w:sz w:val="24"/>
+        </w:rPr>
         <w:t>): Ти душі моєї радість і веселість,* ти зцілення моїх пристрастей, Богу посвячена Діво,* і негайне вилікування моїх душевних недуг, Пречиста.* Ти порятунок у напасливих спокусах і захист у недолі,* тому й величаю тебе.</w:t>
       </w:r>
     </w:p>
     <w:p>
       <w:r>
+        <w:rPr>
+          <w:rFonts w:ascii="Times New Roman" w:hAnsi="Times New Roman"/>
+          <w:sz w:val="24"/>
+        </w:rPr>
         <w:t>І нині (</w:t>
       </w:r>
       <w:proofErr w:type="spellStart"/>
       <w:r>
+        <w:rPr>
+          <w:rFonts w:ascii="Times New Roman" w:hAnsi="Times New Roman"/>
+          <w:sz w:val="24"/>
+        </w:rPr>
         <w:t>хрестобогородичний</w:t>
       </w:r>
       <w:proofErr w:type="spellEnd"/>
       <w:r>
+        <w:rPr>
+          <w:rFonts w:ascii="Times New Roman" w:hAnsi="Times New Roman"/>
+          <w:sz w:val="24"/>
+        </w:rPr>
         <w:t xml:space="preserve">): Коли ти побачила свого Сина і Владику,* що на хресті простер свої руки* і дав себе списом у бік проколоти,* ти кликала, Мати чиста, плачучи:* Горе мені! Як же то страждаєш ти,* що відняв у людей страждання, </w:t>
       </w:r>
       <w:proofErr w:type="spellStart"/>
       <w:r>
+        <w:rPr>
+          <w:rFonts w:ascii="Times New Roman" w:hAnsi="Times New Roman"/>
+          <w:sz w:val="24"/>
+        </w:rPr>
         <w:t>Чоловіколюбче</w:t>
       </w:r>
       <w:proofErr w:type="spellEnd"/>
       <w:r>
+        <w:rPr>
+          <w:rFonts w:ascii="Times New Roman" w:hAnsi="Times New Roman"/>
+          <w:sz w:val="24"/>
+        </w:rPr>
         <w:t>?</w:t>
       </w:r>
     </w:p>
     <w:p/>
     <w:p>
       <w:r>
+        <w:rPr>
+          <w:rFonts w:ascii="Times New Roman" w:hAnsi="Times New Roman"/>
+          <w:sz w:val="24"/>
+        </w:rPr>
         <w:t>СЛУЖБА СВЯЩЕННОМУЧЕНИКІВ</w:t>
       </w:r>
     </w:p>
     <w:p>
       <w:r>
+        <w:rPr>
+          <w:rFonts w:ascii="Times New Roman" w:hAnsi="Times New Roman"/>
+          <w:sz w:val="24"/>
+        </w:rPr>
         <w:t>НА ВЕЧІРНІ</w:t>
       </w:r>
     </w:p>
     <w:p>
       <w:r>
+        <w:rPr>
+          <w:rFonts w:ascii="Times New Roman" w:hAnsi="Times New Roman"/>
+          <w:sz w:val="24"/>
+        </w:rPr>
         <w:t>Стихири на «Господи, взиваю я»</w:t>
       </w:r>
     </w:p>
     <w:p>
       <w:r>
+        <w:rPr>
+          <w:rFonts w:ascii="Times New Roman" w:hAnsi="Times New Roman"/>
+          <w:sz w:val="24"/>
+        </w:rPr>
         <w:t xml:space="preserve">Слава (г. 4): Бувши стовпами Церкви Христової,* ви, як рідні брати, Священномученики,* хоробро зруйнували стіни невірства,* тим-то перед смертю ви розігнали </w:t>
       </w:r>
       <w:proofErr w:type="spellStart"/>
       <w:r>
+        <w:rPr>
+          <w:rFonts w:ascii="Times New Roman" w:hAnsi="Times New Roman"/>
+          <w:sz w:val="24"/>
+        </w:rPr>
         <w:t>єретицьку</w:t>
       </w:r>
       <w:proofErr w:type="spellEnd"/>
       <w:r>
+        <w:rPr>
+          <w:rFonts w:ascii="Times New Roman" w:hAnsi="Times New Roman"/>
+          <w:sz w:val="24"/>
+        </w:rPr>
         <w:t xml:space="preserve"> бурю* і молитесь за душі наші.</w:t>
       </w:r>
     </w:p>
     <w:p>
       <w:r>
+        <w:rPr>
+          <w:rFonts w:ascii="Times New Roman" w:hAnsi="Times New Roman"/>
+          <w:sz w:val="24"/>
+        </w:rPr>
         <w:t>І нині (</w:t>
       </w:r>
       <w:proofErr w:type="spellStart"/>
       <w:r>
+        <w:rPr>
+          <w:rFonts w:ascii="Times New Roman" w:hAnsi="Times New Roman"/>
+          <w:sz w:val="24"/>
+        </w:rPr>
         <w:t>богородичний</w:t>
       </w:r>
       <w:proofErr w:type="spellEnd"/>
       <w:r>
+        <w:rPr>
+          <w:rFonts w:ascii="Times New Roman" w:hAnsi="Times New Roman"/>
+          <w:sz w:val="24"/>
+        </w:rPr>
         <w:t xml:space="preserve">): Чи то плаваю по морю, чи дорогами я ходжу,* а вночі сиджу в огорожі й чуваю,* обдаруй, </w:t>
       </w:r>
       <w:proofErr w:type="spellStart"/>
       <w:r>
+        <w:rPr>
+          <w:rFonts w:ascii="Times New Roman" w:hAnsi="Times New Roman"/>
+          <w:sz w:val="24"/>
+        </w:rPr>
         <w:t>Всенепорочна</w:t>
       </w:r>
       <w:proofErr w:type="spellEnd"/>
       <w:r>
+        <w:rPr>
+          <w:rFonts w:ascii="Times New Roman" w:hAnsi="Times New Roman"/>
+          <w:sz w:val="24"/>
+        </w:rPr>
         <w:t>, благодаттю мене і мій ум.* Зволь мені виконувати Господню волю,* щоб, прибігаючи під твою охорону,* знайти в день суду прощення усіх,* сподіяних мною за життя, прогріхів.</w:t>
       </w:r>
     </w:p>
     <w:p>
       <w:r>
+        <w:rPr>
+          <w:rFonts w:ascii="Times New Roman" w:hAnsi="Times New Roman"/>
+          <w:sz w:val="24"/>
+        </w:rPr>
         <w:t>І нині (</w:t>
       </w:r>
       <w:proofErr w:type="spellStart"/>
       <w:r>
+        <w:rPr>
+          <w:rFonts w:ascii="Times New Roman" w:hAnsi="Times New Roman"/>
+          <w:sz w:val="24"/>
+        </w:rPr>
         <w:t>хрестобогородичний</w:t>
       </w:r>
       <w:proofErr w:type="spellEnd"/>
       <w:r>
+        <w:rPr>
+          <w:rFonts w:ascii="Times New Roman" w:hAnsi="Times New Roman"/>
+          <w:sz w:val="24"/>
+        </w:rPr>
         <w:t xml:space="preserve">): Сонце і місяць побачили тебе, </w:t>
       </w:r>
       <w:proofErr w:type="spellStart"/>
       <w:r>
+        <w:rPr>
+          <w:rFonts w:ascii="Times New Roman" w:hAnsi="Times New Roman"/>
+          <w:sz w:val="24"/>
+        </w:rPr>
         <w:t>Чоловіколюбче</w:t>
       </w:r>
       <w:proofErr w:type="spellEnd"/>
       <w:r>
+        <w:rPr>
+          <w:rFonts w:ascii="Times New Roman" w:hAnsi="Times New Roman"/>
+          <w:sz w:val="24"/>
+        </w:rPr>
         <w:t>,* повішене на дереві сонце правди, Христе мій,* та й скрили проміння;* основи землі сколихнулися зо страху перед твоєю силою,* а твоя мати, боліючи серцем, закликала до тебе:* Ісусе предобрий, слава твоєму добросердю!</w:t>
       </w:r>
     </w:p>
     <w:p/>
     <w:p>
       <w:r>
+        <w:rPr>
+          <w:rFonts w:ascii="Times New Roman" w:hAnsi="Times New Roman"/>
+          <w:sz w:val="24"/>
+        </w:rPr>
         <w:t>СЛУЖБА ПРЕПОДОБНОМУЧЕНИКА</w:t>
       </w:r>
     </w:p>
     <w:p>
       <w:r>
+        <w:rPr>
+          <w:rFonts w:ascii="Times New Roman" w:hAnsi="Times New Roman"/>
+          <w:sz w:val="24"/>
+        </w:rPr>
         <w:t>НА ВЕЧІРНІ</w:t>
       </w:r>
     </w:p>
     <w:p>
       <w:r>
+        <w:rPr>
+          <w:rFonts w:ascii="Times New Roman" w:hAnsi="Times New Roman"/>
+          <w:sz w:val="24"/>
+        </w:rPr>
         <w:t>Стихири на «Господи, взиваю я»</w:t>
       </w:r>
     </w:p>
     <w:p>
       <w:r>
+        <w:rPr>
+          <w:rFonts w:ascii="Times New Roman" w:hAnsi="Times New Roman"/>
+          <w:sz w:val="24"/>
+        </w:rPr>
         <w:t xml:space="preserve">Слава (г. 2): Прийдіть, </w:t>
       </w:r>
       <w:proofErr w:type="spellStart"/>
       <w:r>
+        <w:rPr>
+          <w:rFonts w:ascii="Times New Roman" w:hAnsi="Times New Roman"/>
+          <w:sz w:val="24"/>
+        </w:rPr>
         <w:t>завінчаємо</w:t>
       </w:r>
       <w:proofErr w:type="spellEnd"/>
       <w:r>
+        <w:rPr>
+          <w:rFonts w:ascii="Times New Roman" w:hAnsi="Times New Roman"/>
+          <w:sz w:val="24"/>
+        </w:rPr>
         <w:t xml:space="preserve"> піснями Христового страдника:* як польову квітку, як гарно пророслий квіт божественного раю,* ягнятко православних, красу чистоти, утвердження віри!* Ти явно появився світові славою </w:t>
       </w:r>
       <w:proofErr w:type="spellStart"/>
       <w:r>
+        <w:rPr>
+          <w:rFonts w:ascii="Times New Roman" w:hAnsi="Times New Roman"/>
+          <w:sz w:val="24"/>
+        </w:rPr>
         <w:t>стриманости</w:t>
       </w:r>
       <w:proofErr w:type="spellEnd"/>
       <w:r>
+        <w:rPr>
+          <w:rFonts w:ascii="Times New Roman" w:hAnsi="Times New Roman"/>
+          <w:sz w:val="24"/>
+        </w:rPr>
         <w:t>,* тому і прийняв ти незамінний вінок царства.</w:t>
       </w:r>
     </w:p>
     <w:p>
       <w:r>
+        <w:rPr>
+          <w:rFonts w:ascii="Times New Roman" w:hAnsi="Times New Roman"/>
+          <w:sz w:val="24"/>
+        </w:rPr>
         <w:t>І нині (</w:t>
       </w:r>
       <w:proofErr w:type="spellStart"/>
       <w:r>
+        <w:rPr>
+          <w:rFonts w:ascii="Times New Roman" w:hAnsi="Times New Roman"/>
+          <w:sz w:val="24"/>
+        </w:rPr>
         <w:t>богородичний</w:t>
       </w:r>
       <w:proofErr w:type="spellEnd"/>
       <w:r>
+        <w:rPr>
+          <w:rFonts w:ascii="Times New Roman" w:hAnsi="Times New Roman"/>
+          <w:sz w:val="24"/>
+        </w:rPr>
         <w:t>): Діво пренепорочна!* Моли Царя і Творця всіх, що його ти породила,* щоб помилував слуг своїх тоді,* як він прийде судити рід людський.</w:t>
       </w:r>
     </w:p>
     <w:p>
       <w:r>
+        <w:rPr>
+          <w:rFonts w:ascii="Times New Roman" w:hAnsi="Times New Roman"/>
+          <w:sz w:val="24"/>
+        </w:rPr>
         <w:t>І нині (</w:t>
       </w:r>
       <w:proofErr w:type="spellStart"/>
       <w:r>
+        <w:rPr>
+          <w:rFonts w:ascii="Times New Roman" w:hAnsi="Times New Roman"/>
+          <w:sz w:val="24"/>
+        </w:rPr>
         <w:t>хрестобогородичний</w:t>
       </w:r>
       <w:proofErr w:type="spellEnd"/>
       <w:r>
+        <w:rPr>
+          <w:rFonts w:ascii="Times New Roman" w:hAnsi="Times New Roman"/>
+          <w:sz w:val="24"/>
+        </w:rPr>
         <w:t xml:space="preserve">): Коли чиста </w:t>
       </w:r>
       <w:proofErr w:type="spellStart"/>
       <w:r>
+        <w:rPr>
+          <w:rFonts w:ascii="Times New Roman" w:hAnsi="Times New Roman"/>
+          <w:sz w:val="24"/>
+        </w:rPr>
         <w:t>Агниця</w:t>
       </w:r>
       <w:proofErr w:type="spellEnd"/>
       <w:r>
+        <w:rPr>
+          <w:rFonts w:ascii="Times New Roman" w:hAnsi="Times New Roman"/>
+          <w:sz w:val="24"/>
+        </w:rPr>
         <w:t xml:space="preserve"> побачила свого Агнця,* що його, як людину, вели на добровільну смерть,* плачучи, промовляла:* Квапишся, Христе, учинити бездітною мене, що </w:t>
       </w:r>
       <w:r>
+        <w:rPr>
+          <w:rFonts w:ascii="Times New Roman" w:hAnsi="Times New Roman"/>
+          <w:sz w:val="24"/>
+        </w:rPr>
         <w:lastRenderedPageBreak/>
         <w:t xml:space="preserve">тебе породила!* Чому ти так учинив, Спасителю всіх?* Та оспівую і славлю твою, </w:t>
       </w:r>
       <w:proofErr w:type="spellStart"/>
       <w:r>
+        <w:rPr>
+          <w:rFonts w:ascii="Times New Roman" w:hAnsi="Times New Roman"/>
+          <w:sz w:val="24"/>
+        </w:rPr>
         <w:t>Чоловіколюбче</w:t>
       </w:r>
       <w:proofErr w:type="spellEnd"/>
       <w:r>
+        <w:rPr>
+          <w:rFonts w:ascii="Times New Roman" w:hAnsi="Times New Roman"/>
+          <w:sz w:val="24"/>
+        </w:rPr>
         <w:t>, найбільшу доброту,* що понад усяке слово і розуміння.</w:t>
       </w:r>
     </w:p>
     <w:p/>
     <w:p>
       <w:r>
+        <w:rPr>
+          <w:rFonts w:ascii="Times New Roman" w:hAnsi="Times New Roman"/>
+          <w:sz w:val="24"/>
+        </w:rPr>
         <w:t>СЛУЖБА ПРЕПОДОБНОМУЧЕНИКІВ</w:t>
       </w:r>
     </w:p>
     <w:p>
       <w:r>
+        <w:rPr>
+          <w:rFonts w:ascii="Times New Roman" w:hAnsi="Times New Roman"/>
+          <w:sz w:val="24"/>
+        </w:rPr>
         <w:t>НА ВЕЧІРНІ</w:t>
       </w:r>
     </w:p>
     <w:p>
       <w:r>
+        <w:rPr>
+          <w:rFonts w:ascii="Times New Roman" w:hAnsi="Times New Roman"/>
+          <w:sz w:val="24"/>
+        </w:rPr>
         <w:t>Стихири на «Господи, взиваю я»</w:t>
       </w:r>
     </w:p>
     <w:p/>
     <w:p>
       <w:r>
+        <w:rPr>
+          <w:rFonts w:ascii="Times New Roman" w:hAnsi="Times New Roman"/>
+          <w:sz w:val="24"/>
+        </w:rPr>
         <w:t xml:space="preserve">Слава (г. 6): Блаженні ви, преподобні Мученики Христа Бога нашого!* Ви дійсно преподобні,* бо полюбили правду і благодать осягнули;* і мученики ви, бо меч не розлучив вас від </w:t>
       </w:r>
       <w:proofErr w:type="spellStart"/>
       <w:r>
+        <w:rPr>
+          <w:rFonts w:ascii="Times New Roman" w:hAnsi="Times New Roman"/>
+          <w:sz w:val="24"/>
+        </w:rPr>
         <w:t>любови</w:t>
       </w:r>
       <w:proofErr w:type="spellEnd"/>
       <w:r>
+        <w:rPr>
+          <w:rFonts w:ascii="Times New Roman" w:hAnsi="Times New Roman"/>
+          <w:sz w:val="24"/>
+        </w:rPr>
         <w:t xml:space="preserve"> Христової,* тому й радієте, бо нагорода ваша велика на небі.</w:t>
       </w:r>
     </w:p>
     <w:p>
       <w:r>
+        <w:rPr>
+          <w:rFonts w:ascii="Times New Roman" w:hAnsi="Times New Roman"/>
+          <w:sz w:val="24"/>
+        </w:rPr>
         <w:t>І нині (</w:t>
       </w:r>
       <w:proofErr w:type="spellStart"/>
       <w:r>
+        <w:rPr>
+          <w:rFonts w:ascii="Times New Roman" w:hAnsi="Times New Roman"/>
+          <w:sz w:val="24"/>
+        </w:rPr>
         <w:t>богородичний</w:t>
       </w:r>
       <w:proofErr w:type="spellEnd"/>
       <w:r>
+        <w:rPr>
+          <w:rFonts w:ascii="Times New Roman" w:hAnsi="Times New Roman"/>
+          <w:sz w:val="24"/>
+        </w:rPr>
         <w:t xml:space="preserve">): Пресвята </w:t>
       </w:r>
       <w:proofErr w:type="spellStart"/>
       <w:r>
+        <w:rPr>
+          <w:rFonts w:ascii="Times New Roman" w:hAnsi="Times New Roman"/>
+          <w:sz w:val="24"/>
+        </w:rPr>
         <w:t>Богоневісто</w:t>
       </w:r>
       <w:proofErr w:type="spellEnd"/>
       <w:r>
+        <w:rPr>
+          <w:rFonts w:ascii="Times New Roman" w:hAnsi="Times New Roman"/>
+          <w:sz w:val="24"/>
+        </w:rPr>
         <w:t xml:space="preserve">! Ти єдина вмістила* і носила в своєму лоні </w:t>
       </w:r>
       <w:proofErr w:type="spellStart"/>
       <w:r>
+        <w:rPr>
+          <w:rFonts w:ascii="Times New Roman" w:hAnsi="Times New Roman"/>
+          <w:sz w:val="24"/>
+        </w:rPr>
         <w:t>невмістимого</w:t>
       </w:r>
       <w:proofErr w:type="spellEnd"/>
       <w:r>
+        <w:rPr>
+          <w:rFonts w:ascii="Times New Roman" w:hAnsi="Times New Roman"/>
+          <w:sz w:val="24"/>
+        </w:rPr>
         <w:t xml:space="preserve"> Бога,* що зволив стати людиною,* тож молю тебе:* Дай нам визволитися від гнітючого лиха* і добре йти вузькою стежкою,* щоб </w:t>
       </w:r>
       <w:proofErr w:type="spellStart"/>
       <w:r>
+        <w:rPr>
+          <w:rFonts w:ascii="Times New Roman" w:hAnsi="Times New Roman"/>
+          <w:sz w:val="24"/>
+        </w:rPr>
         <w:t>розлогішу</w:t>
       </w:r>
       <w:proofErr w:type="spellEnd"/>
       <w:r>
+        <w:rPr>
+          <w:rFonts w:ascii="Times New Roman" w:hAnsi="Times New Roman"/>
+          <w:sz w:val="24"/>
+        </w:rPr>
         <w:t xml:space="preserve"> і </w:t>
       </w:r>
       <w:proofErr w:type="spellStart"/>
       <w:r>
+        <w:rPr>
+          <w:rFonts w:ascii="Times New Roman" w:hAnsi="Times New Roman"/>
+          <w:sz w:val="24"/>
+        </w:rPr>
         <w:t>блаженнішу</w:t>
       </w:r>
       <w:proofErr w:type="spellEnd"/>
       <w:r>
+        <w:rPr>
+          <w:rFonts w:ascii="Times New Roman" w:hAnsi="Times New Roman"/>
+          <w:sz w:val="24"/>
+        </w:rPr>
         <w:t xml:space="preserve"> потойбіч досягнути.</w:t>
       </w:r>
     </w:p>
     <w:p>
       <w:r>
+        <w:rPr>
+          <w:rFonts w:ascii="Times New Roman" w:hAnsi="Times New Roman"/>
+          <w:sz w:val="24"/>
+        </w:rPr>
         <w:t>І нині (</w:t>
       </w:r>
       <w:proofErr w:type="spellStart"/>
       <w:r>
+        <w:rPr>
+          <w:rFonts w:ascii="Times New Roman" w:hAnsi="Times New Roman"/>
+          <w:sz w:val="24"/>
+        </w:rPr>
         <w:t>хрестобогородичний</w:t>
       </w:r>
       <w:proofErr w:type="spellEnd"/>
       <w:r>
+        <w:rPr>
+          <w:rFonts w:ascii="Times New Roman" w:hAnsi="Times New Roman"/>
+          <w:sz w:val="24"/>
+        </w:rPr>
         <w:t>): Світ був помилуваний твоїм розп'яттям, Спасе,* створіння просвітилось, народи знайшли спасіння,* Владико! – кликала Пречиста,* – я ж нині болію,* бачивши твої добровільні страждання.</w:t>
       </w:r>
     </w:p>
     <w:p/>
     <w:p>
       <w:r>
+        <w:rPr>
+          <w:rFonts w:ascii="Times New Roman" w:hAnsi="Times New Roman"/>
+          <w:sz w:val="24"/>
+        </w:rPr>
         <w:t>СЛУЖБА МУЧЕНИЦІ</w:t>
       </w:r>
     </w:p>
     <w:p>
       <w:r>
+        <w:rPr>
+          <w:rFonts w:ascii="Times New Roman" w:hAnsi="Times New Roman"/>
+          <w:sz w:val="24"/>
+        </w:rPr>
         <w:t>НА ВЕЧІРНІ</w:t>
       </w:r>
     </w:p>
     <w:p>
       <w:r>
+        <w:rPr>
+          <w:rFonts w:ascii="Times New Roman" w:hAnsi="Times New Roman"/>
+          <w:sz w:val="24"/>
+        </w:rPr>
         <w:t>Стихири на «Господи, взиваю я»</w:t>
       </w:r>
     </w:p>
     <w:p>
       <w:r>
+        <w:rPr>
+          <w:rFonts w:ascii="Times New Roman" w:hAnsi="Times New Roman"/>
+          <w:sz w:val="24"/>
+        </w:rPr>
         <w:t xml:space="preserve">Слава (г. 2): Радісними голосами і </w:t>
       </w:r>
       <w:proofErr w:type="spellStart"/>
       <w:r>
+        <w:rPr>
+          <w:rFonts w:ascii="Times New Roman" w:hAnsi="Times New Roman"/>
+          <w:sz w:val="24"/>
+        </w:rPr>
         <w:t>псалмоспівами</w:t>
       </w:r>
       <w:proofErr w:type="spellEnd"/>
       <w:r>
+        <w:rPr>
+          <w:rFonts w:ascii="Times New Roman" w:hAnsi="Times New Roman"/>
+          <w:sz w:val="24"/>
+        </w:rPr>
         <w:t xml:space="preserve"> оспівуємо (ім'я) мученицю!* Вона перемогла на землі ідольську спокусу* і хоробро взяла під ноги ворога-супостата,* тому й по смерті злетіла на небо,* маючи на голові вінок і </w:t>
       </w:r>
       <w:proofErr w:type="spellStart"/>
       <w:r>
+        <w:rPr>
+          <w:rFonts w:ascii="Times New Roman" w:hAnsi="Times New Roman"/>
+          <w:sz w:val="24"/>
+        </w:rPr>
         <w:t>кличучи</w:t>
       </w:r>
       <w:proofErr w:type="spellEnd"/>
       <w:r>
+        <w:rPr>
+          <w:rFonts w:ascii="Times New Roman" w:hAnsi="Times New Roman"/>
+          <w:sz w:val="24"/>
+        </w:rPr>
         <w:t>:* Тебе, мій Жениху, я прагну* і з любовною тугою за тебе я передала на вогонь моє тіло!* Тому нехай я поселюся у твоїй вічній обителі,* де є житло всіх щасливих.</w:t>
       </w:r>
     </w:p>
     <w:p>
       <w:r>
+        <w:rPr>
+          <w:rFonts w:ascii="Times New Roman" w:hAnsi="Times New Roman"/>
+          <w:sz w:val="24"/>
+        </w:rPr>
         <w:t>І нині (</w:t>
       </w:r>
       <w:proofErr w:type="spellStart"/>
       <w:r>
+        <w:rPr>
+          <w:rFonts w:ascii="Times New Roman" w:hAnsi="Times New Roman"/>
+          <w:sz w:val="24"/>
+        </w:rPr>
         <w:t>богородичний</w:t>
       </w:r>
       <w:proofErr w:type="spellEnd"/>
       <w:r>
+        <w:rPr>
+          <w:rFonts w:ascii="Times New Roman" w:hAnsi="Times New Roman"/>
+          <w:sz w:val="24"/>
+        </w:rPr>
         <w:t xml:space="preserve">): Ти ангелів радість і людей слава,* ти вірним надія, </w:t>
       </w:r>
       <w:proofErr w:type="spellStart"/>
       <w:r>
+        <w:rPr>
+          <w:rFonts w:ascii="Times New Roman" w:hAnsi="Times New Roman"/>
+          <w:sz w:val="24"/>
+        </w:rPr>
         <w:t>всенепорочна</w:t>
       </w:r>
       <w:proofErr w:type="spellEnd"/>
       <w:r>
+        <w:rPr>
+          <w:rFonts w:ascii="Times New Roman" w:hAnsi="Times New Roman"/>
+          <w:sz w:val="24"/>
+        </w:rPr>
         <w:t xml:space="preserve"> Владичице і наша Заступнице!* Тому з вірою до тебе прибігаємо і кличемо:* Визволи нас своїми </w:t>
       </w:r>
       <w:proofErr w:type="spellStart"/>
       <w:r>
+        <w:rPr>
+          <w:rFonts w:ascii="Times New Roman" w:hAnsi="Times New Roman"/>
+          <w:sz w:val="24"/>
+        </w:rPr>
         <w:t>мольбами</w:t>
       </w:r>
       <w:proofErr w:type="spellEnd"/>
       <w:r>
+        <w:rPr>
+          <w:rFonts w:ascii="Times New Roman" w:hAnsi="Times New Roman"/>
+          <w:sz w:val="24"/>
+        </w:rPr>
         <w:t xml:space="preserve"> від пострілів ворожих,* і від </w:t>
       </w:r>
       <w:proofErr w:type="spellStart"/>
       <w:r>
+        <w:rPr>
+          <w:rFonts w:ascii="Times New Roman" w:hAnsi="Times New Roman"/>
+          <w:sz w:val="24"/>
+        </w:rPr>
         <w:t>душезгубної</w:t>
       </w:r>
       <w:proofErr w:type="spellEnd"/>
       <w:r>
+        <w:rPr>
+          <w:rFonts w:ascii="Times New Roman" w:hAnsi="Times New Roman"/>
+          <w:sz w:val="24"/>
+        </w:rPr>
         <w:t xml:space="preserve"> журби та всякої скорботи,* бо ми тебе, вихваляємо, </w:t>
       </w:r>
       <w:proofErr w:type="spellStart"/>
       <w:r>
+        <w:rPr>
+          <w:rFonts w:ascii="Times New Roman" w:hAnsi="Times New Roman"/>
+          <w:sz w:val="24"/>
+        </w:rPr>
         <w:t>Богоневісто</w:t>
       </w:r>
       <w:proofErr w:type="spellEnd"/>
       <w:r>
+        <w:rPr>
+          <w:rFonts w:ascii="Times New Roman" w:hAnsi="Times New Roman"/>
+          <w:sz w:val="24"/>
+        </w:rPr>
         <w:t>.</w:t>
       </w:r>
     </w:p>
     <w:p>
       <w:r>
+        <w:rPr>
+          <w:rFonts w:ascii="Times New Roman" w:hAnsi="Times New Roman"/>
+          <w:sz w:val="24"/>
+        </w:rPr>
         <w:t>І нині (</w:t>
       </w:r>
       <w:proofErr w:type="spellStart"/>
       <w:r>
+        <w:rPr>
+          <w:rFonts w:ascii="Times New Roman" w:hAnsi="Times New Roman"/>
+          <w:sz w:val="24"/>
+        </w:rPr>
         <w:t>хрестобогородичний</w:t>
       </w:r>
       <w:proofErr w:type="spellEnd"/>
       <w:r>
+        <w:rPr>
+          <w:rFonts w:ascii="Times New Roman" w:hAnsi="Times New Roman"/>
+          <w:sz w:val="24"/>
+        </w:rPr>
         <w:t xml:space="preserve">): Зайшла заграва зір, переможена духовним світлом,* що появилось на хресті,* бо завжди гірше ліпшим долається* і більшому менше уступає місце.* Як могли не </w:t>
       </w:r>
       <w:proofErr w:type="spellStart"/>
       <w:r>
+        <w:rPr>
+          <w:rFonts w:ascii="Times New Roman" w:hAnsi="Times New Roman"/>
+          <w:sz w:val="24"/>
+        </w:rPr>
         <w:lastRenderedPageBreak/>
         <w:t>скритись</w:t>
       </w:r>
       <w:proofErr w:type="spellEnd"/>
       <w:r>
+        <w:rPr>
+          <w:rFonts w:ascii="Times New Roman" w:hAnsi="Times New Roman"/>
+          <w:sz w:val="24"/>
+        </w:rPr>
         <w:t xml:space="preserve"> достойні світила світу,* коли світить Христос – духовне світло?* – мовила Пречиста, дивлячись на тебе.</w:t>
       </w:r>
     </w:p>
     <w:p/>
     <w:p>
       <w:r>
+        <w:rPr>
+          <w:rFonts w:ascii="Times New Roman" w:hAnsi="Times New Roman"/>
+          <w:sz w:val="24"/>
+        </w:rPr>
         <w:t>СЛУЖБА МУЧЕНИЦЬ</w:t>
       </w:r>
     </w:p>
     <w:p>
       <w:r>
+        <w:rPr>
+          <w:rFonts w:ascii="Times New Roman" w:hAnsi="Times New Roman"/>
+          <w:sz w:val="24"/>
+        </w:rPr>
         <w:t>НА ВЕЧІРНІ</w:t>
       </w:r>
     </w:p>
     <w:p>
       <w:r>
+        <w:rPr>
+          <w:rFonts w:ascii="Times New Roman" w:hAnsi="Times New Roman"/>
+          <w:sz w:val="24"/>
+        </w:rPr>
         <w:t>Стихири на «Господи, взиваю я»</w:t>
       </w:r>
     </w:p>
     <w:p/>
     <w:p>
       <w:r>
+        <w:rPr>
+          <w:rFonts w:ascii="Times New Roman" w:hAnsi="Times New Roman"/>
+          <w:sz w:val="24"/>
+        </w:rPr>
         <w:t xml:space="preserve">Слава (г. 4): </w:t>
       </w:r>
       <w:proofErr w:type="spellStart"/>
       <w:r>
+        <w:rPr>
+          <w:rFonts w:ascii="Times New Roman" w:hAnsi="Times New Roman"/>
+          <w:sz w:val="24"/>
+        </w:rPr>
         <w:t>Прехвальні</w:t>
       </w:r>
       <w:proofErr w:type="spellEnd"/>
       <w:r>
+        <w:rPr>
+          <w:rFonts w:ascii="Times New Roman" w:hAnsi="Times New Roman"/>
+          <w:sz w:val="24"/>
+        </w:rPr>
         <w:t xml:space="preserve"> Мучениці!* Ви залишили все, що потягає додолу:* солодкі втіхи, квітучу славу, яка минається,* та з'єдналися мучеництвом із Христом,* захоплені його чудовою красою.* Ви приступили до нього, як запашні рожі,* і, Богом прославлені, </w:t>
       </w:r>
       <w:proofErr w:type="spellStart"/>
       <w:r>
+        <w:rPr>
+          <w:rFonts w:ascii="Times New Roman" w:hAnsi="Times New Roman"/>
+          <w:sz w:val="24"/>
+        </w:rPr>
         <w:t>завінчалися</w:t>
       </w:r>
       <w:proofErr w:type="spellEnd"/>
       <w:r>
+        <w:rPr>
+          <w:rFonts w:ascii="Times New Roman" w:hAnsi="Times New Roman"/>
+          <w:sz w:val="24"/>
+        </w:rPr>
         <w:t xml:space="preserve"> вінком нетлінного царства.</w:t>
       </w:r>
     </w:p>
     <w:p>
       <w:r>
+        <w:rPr>
+          <w:rFonts w:ascii="Times New Roman" w:hAnsi="Times New Roman"/>
+          <w:sz w:val="24"/>
+        </w:rPr>
         <w:t>І нині (</w:t>
       </w:r>
       <w:proofErr w:type="spellStart"/>
       <w:r>
+        <w:rPr>
+          <w:rFonts w:ascii="Times New Roman" w:hAnsi="Times New Roman"/>
+          <w:sz w:val="24"/>
+        </w:rPr>
         <w:t>богородичний</w:t>
       </w:r>
       <w:proofErr w:type="spellEnd"/>
       <w:r>
+        <w:rPr>
+          <w:rFonts w:ascii="Times New Roman" w:hAnsi="Times New Roman"/>
+          <w:sz w:val="24"/>
+        </w:rPr>
         <w:t xml:space="preserve">): Радуйся, світла хмарино!* Радуйся, світлий світильнику!* Радуйся, посудино манни! Радуйся, </w:t>
       </w:r>
       <w:proofErr w:type="spellStart"/>
       <w:r>
+        <w:rPr>
+          <w:rFonts w:ascii="Times New Roman" w:hAnsi="Times New Roman"/>
+          <w:sz w:val="24"/>
+        </w:rPr>
         <w:t>Аронів</w:t>
       </w:r>
       <w:proofErr w:type="spellEnd"/>
       <w:r>
+        <w:rPr>
+          <w:rFonts w:ascii="Times New Roman" w:hAnsi="Times New Roman"/>
+          <w:sz w:val="24"/>
+        </w:rPr>
         <w:t xml:space="preserve"> жезле!* Радуйся, неопалима купино!* Радуйся, світлице!* Радуйся, престоле! Радуйся, горо </w:t>
       </w:r>
       <w:proofErr w:type="spellStart"/>
       <w:r>
+        <w:rPr>
+          <w:rFonts w:ascii="Times New Roman" w:hAnsi="Times New Roman"/>
+          <w:sz w:val="24"/>
+        </w:rPr>
         <w:t>святая</w:t>
       </w:r>
       <w:proofErr w:type="spellEnd"/>
       <w:r>
+        <w:rPr>
+          <w:rFonts w:ascii="Times New Roman" w:hAnsi="Times New Roman"/>
+          <w:sz w:val="24"/>
+        </w:rPr>
         <w:t xml:space="preserve">!* Радуйся, всіх захисте! Радуйся, божественний жертовнику!* Радуйся, </w:t>
       </w:r>
       <w:proofErr w:type="spellStart"/>
       <w:r>
+        <w:rPr>
+          <w:rFonts w:ascii="Times New Roman" w:hAnsi="Times New Roman"/>
+          <w:sz w:val="24"/>
+        </w:rPr>
         <w:t>таїнственна</w:t>
       </w:r>
       <w:proofErr w:type="spellEnd"/>
       <w:r>
+        <w:rPr>
+          <w:rFonts w:ascii="Times New Roman" w:hAnsi="Times New Roman"/>
+          <w:sz w:val="24"/>
+        </w:rPr>
         <w:t xml:space="preserve"> брамо!* Радуйся, всіх радосте!</w:t>
       </w:r>
     </w:p>
     <w:p>
       <w:r>
+        <w:rPr>
+          <w:rFonts w:ascii="Times New Roman" w:hAnsi="Times New Roman"/>
+          <w:sz w:val="24"/>
+        </w:rPr>
         <w:t>І нині (</w:t>
       </w:r>
       <w:proofErr w:type="spellStart"/>
       <w:r>
+        <w:rPr>
+          <w:rFonts w:ascii="Times New Roman" w:hAnsi="Times New Roman"/>
+          <w:sz w:val="24"/>
+        </w:rPr>
         <w:t>хрестобогородичний</w:t>
       </w:r>
       <w:proofErr w:type="spellEnd"/>
       <w:r>
+        <w:rPr>
+          <w:rFonts w:ascii="Times New Roman" w:hAnsi="Times New Roman"/>
+          <w:sz w:val="24"/>
+        </w:rPr>
         <w:t xml:space="preserve">): Бачивши, Пречиста, розп'ятого Христа чоловіколюбця,* і між ребра проколеного списом,* плакала і кликала:* Що воно таке, мій Сину?* Що віддали тобі немилосердні люди за все те добро, яке ти їм учинив?* Квапишся вчинити мене бездітною, </w:t>
       </w:r>
       <w:proofErr w:type="spellStart"/>
       <w:r>
+        <w:rPr>
+          <w:rFonts w:ascii="Times New Roman" w:hAnsi="Times New Roman"/>
+          <w:sz w:val="24"/>
+        </w:rPr>
         <w:t>Найлюбіший</w:t>
       </w:r>
       <w:proofErr w:type="spellEnd"/>
       <w:r>
+        <w:rPr>
+          <w:rFonts w:ascii="Times New Roman" w:hAnsi="Times New Roman"/>
+          <w:sz w:val="24"/>
+        </w:rPr>
         <w:t>?* Подивляю, Милосердний, твоє добровільне розп'яття.</w:t>
       </w:r>
     </w:p>
     <w:p/>
     <w:p>
       <w:r>
+        <w:rPr>
+          <w:rFonts w:ascii="Times New Roman" w:hAnsi="Times New Roman"/>
+          <w:sz w:val="24"/>
+        </w:rPr>
         <w:t>СЛУЖБА ПРЕПОДОБНОЇ</w:t>
       </w:r>
     </w:p>
     <w:p>
       <w:r>
+        <w:rPr>
+          <w:rFonts w:ascii="Times New Roman" w:hAnsi="Times New Roman"/>
+          <w:sz w:val="24"/>
+        </w:rPr>
         <w:t>НА ВЕЧІРНІ</w:t>
       </w:r>
     </w:p>
     <w:p>
       <w:r>
+        <w:rPr>
+          <w:rFonts w:ascii="Times New Roman" w:hAnsi="Times New Roman"/>
+          <w:sz w:val="24"/>
+        </w:rPr>
         <w:t>Стихири на «Господи, взиваю я»</w:t>
       </w:r>
     </w:p>
     <w:p>
       <w:r>
+        <w:rPr>
+          <w:rFonts w:ascii="Times New Roman" w:hAnsi="Times New Roman"/>
+          <w:sz w:val="24"/>
+        </w:rPr>
         <w:t xml:space="preserve">Слава (г. 1): О, преславне чудо!* Як охоче ти віддала себе Богові </w:t>
       </w:r>
       <w:proofErr w:type="spellStart"/>
       <w:r>
+        <w:rPr>
+          <w:rFonts w:ascii="Times New Roman" w:hAnsi="Times New Roman"/>
+          <w:sz w:val="24"/>
+        </w:rPr>
         <w:t>посними</w:t>
       </w:r>
       <w:proofErr w:type="spellEnd"/>
       <w:r>
+        <w:rPr>
+          <w:rFonts w:ascii="Times New Roman" w:hAnsi="Times New Roman"/>
+          <w:sz w:val="24"/>
+        </w:rPr>
         <w:t xml:space="preserve"> подвигами* і покутними сльозами, сповнена Божої </w:t>
       </w:r>
       <w:proofErr w:type="spellStart"/>
       <w:r>
+        <w:rPr>
+          <w:rFonts w:ascii="Times New Roman" w:hAnsi="Times New Roman"/>
+          <w:sz w:val="24"/>
+        </w:rPr>
         <w:t>любови</w:t>
       </w:r>
       <w:proofErr w:type="spellEnd"/>
       <w:r>
+        <w:rPr>
+          <w:rFonts w:ascii="Times New Roman" w:hAnsi="Times New Roman"/>
+          <w:sz w:val="24"/>
+        </w:rPr>
         <w:t xml:space="preserve">!* Ти перемогла тілесні пристрасті,* стриманістю подолала демонів* та й стала </w:t>
       </w:r>
       <w:proofErr w:type="spellStart"/>
       <w:r>
+        <w:rPr>
+          <w:rFonts w:ascii="Times New Roman" w:hAnsi="Times New Roman"/>
+          <w:sz w:val="24"/>
+        </w:rPr>
         <w:t>невістою</w:t>
       </w:r>
       <w:proofErr w:type="spellEnd"/>
       <w:r>
+        <w:rPr>
+          <w:rFonts w:ascii="Times New Roman" w:hAnsi="Times New Roman"/>
+          <w:sz w:val="24"/>
+        </w:rPr>
         <w:t xml:space="preserve"> Вседержителя.</w:t>
       </w:r>
     </w:p>
     <w:p>
       <w:r>
+        <w:rPr>
+          <w:rFonts w:ascii="Times New Roman" w:hAnsi="Times New Roman"/>
+          <w:sz w:val="24"/>
+        </w:rPr>
         <w:t>І нині (</w:t>
       </w:r>
       <w:proofErr w:type="spellStart"/>
       <w:r>
+        <w:rPr>
+          <w:rFonts w:ascii="Times New Roman" w:hAnsi="Times New Roman"/>
+          <w:sz w:val="24"/>
+        </w:rPr>
         <w:t>богородичний</w:t>
       </w:r>
       <w:proofErr w:type="spellEnd"/>
       <w:r>
+        <w:rPr>
+          <w:rFonts w:ascii="Times New Roman" w:hAnsi="Times New Roman"/>
+          <w:sz w:val="24"/>
+        </w:rPr>
         <w:t xml:space="preserve">): Прийми, Богородице, молебну пісню слуг твоїх,* що її тобі приносимо.* Владичице, порятуй і піднеси нас грішних і </w:t>
       </w:r>
       <w:proofErr w:type="spellStart"/>
       <w:r>
+        <w:rPr>
+          <w:rFonts w:ascii="Times New Roman" w:hAnsi="Times New Roman"/>
+          <w:sz w:val="24"/>
+        </w:rPr>
         <w:t>загрожених</w:t>
       </w:r>
       <w:proofErr w:type="spellEnd"/>
       <w:r>
+        <w:rPr>
+          <w:rFonts w:ascii="Times New Roman" w:hAnsi="Times New Roman"/>
+          <w:sz w:val="24"/>
+        </w:rPr>
         <w:t xml:space="preserve"> – оце твоє стадо,* що з вірою до тебе прибігає у святім храмі твоїм.* Бо ти, що Спаса породила, маєш, як Мати, сміливість,* тому наполегливо молися, щоб ми спаслися.</w:t>
       </w:r>
     </w:p>
     <w:p>
       <w:r>
+        <w:rPr>
+          <w:rFonts w:ascii="Times New Roman" w:hAnsi="Times New Roman"/>
+          <w:sz w:val="24"/>
+        </w:rPr>
         <w:t>І нині (</w:t>
       </w:r>
       <w:proofErr w:type="spellStart"/>
       <w:r>
+        <w:rPr>
+          <w:rFonts w:ascii="Times New Roman" w:hAnsi="Times New Roman"/>
+          <w:sz w:val="24"/>
+        </w:rPr>
         <w:t>хрестобогородичний</w:t>
       </w:r>
       <w:proofErr w:type="spellEnd"/>
       <w:r>
+        <w:rPr>
+          <w:rFonts w:ascii="Times New Roman" w:hAnsi="Times New Roman"/>
+          <w:sz w:val="24"/>
+        </w:rPr>
         <w:t xml:space="preserve">): Пресвята Діво Владичице, що породила Господа,* який з милосердя свого дав себе прибити до хреста* і виточив світові потоки життя.* Моли його за спасіння душ </w:t>
       </w:r>
       <w:r>
+        <w:rPr>
+          <w:rFonts w:ascii="Times New Roman" w:hAnsi="Times New Roman"/>
+          <w:sz w:val="24"/>
+        </w:rPr>
         <w:lastRenderedPageBreak/>
         <w:t>наших,* бо ти для нас, вірних, єдиний захист, охорона й заступництво,* тому і прибігаємо під твій покров.</w:t>
       </w:r>
@@ -1465,360 +2781,688 @@
     <w:p/>
     <w:p>
       <w:r>
+        <w:rPr>
+          <w:rFonts w:ascii="Times New Roman" w:hAnsi="Times New Roman"/>
+          <w:sz w:val="24"/>
+        </w:rPr>
         <w:t>СЛУЖБА ПРЕПОДОБНИХ ЖІНОК</w:t>
       </w:r>
     </w:p>
     <w:p>
       <w:r>
+        <w:rPr>
+          <w:rFonts w:ascii="Times New Roman" w:hAnsi="Times New Roman"/>
+          <w:sz w:val="24"/>
+        </w:rPr>
         <w:t>НА ВЕЧІРНІ</w:t>
       </w:r>
     </w:p>
     <w:p>
       <w:r>
+        <w:rPr>
+          <w:rFonts w:ascii="Times New Roman" w:hAnsi="Times New Roman"/>
+          <w:sz w:val="24"/>
+        </w:rPr>
         <w:t>Стихири на «Господи, взиваю я»</w:t>
       </w:r>
     </w:p>
     <w:p>
       <w:r>
+        <w:rPr>
+          <w:rFonts w:ascii="Times New Roman" w:hAnsi="Times New Roman"/>
+          <w:sz w:val="24"/>
+        </w:rPr>
         <w:t>Слава (г. 8): Ви струмками сліз погасили жар тілесних жадань* і, розбудивши в собі бажання божественних утіх,* полюбили Царя Христа і безпристрасно з ним з'єднались.* Тому нині, увійшовши духом у весільну світлицю,* моліть Улюбленого за тих, що вас почитають.</w:t>
       </w:r>
     </w:p>
     <w:p>
       <w:r>
+        <w:rPr>
+          <w:rFonts w:ascii="Times New Roman" w:hAnsi="Times New Roman"/>
+          <w:sz w:val="24"/>
+        </w:rPr>
         <w:t>І нині (</w:t>
       </w:r>
       <w:proofErr w:type="spellStart"/>
       <w:r>
+        <w:rPr>
+          <w:rFonts w:ascii="Times New Roman" w:hAnsi="Times New Roman"/>
+          <w:sz w:val="24"/>
+        </w:rPr>
         <w:t>богородичний</w:t>
       </w:r>
       <w:proofErr w:type="spellEnd"/>
       <w:r>
+        <w:rPr>
+          <w:rFonts w:ascii="Times New Roman" w:hAnsi="Times New Roman"/>
+          <w:sz w:val="24"/>
+        </w:rPr>
         <w:t xml:space="preserve">): О, преславне чудо!* Як же ти Бога в лоні помістила?* Як носила Дитятко, всіх Творця?* Справді дивує розум і </w:t>
       </w:r>
       <w:proofErr w:type="spellStart"/>
       <w:r>
+        <w:rPr>
+          <w:rFonts w:ascii="Times New Roman" w:hAnsi="Times New Roman"/>
+          <w:sz w:val="24"/>
+        </w:rPr>
         <w:t>помисл</w:t>
       </w:r>
       <w:proofErr w:type="spellEnd"/>
       <w:r>
+        <w:rPr>
+          <w:rFonts w:ascii="Times New Roman" w:hAnsi="Times New Roman"/>
+          <w:sz w:val="24"/>
+        </w:rPr>
         <w:t xml:space="preserve"> твоє невимовне </w:t>
       </w:r>
       <w:proofErr w:type="spellStart"/>
       <w:r>
+        <w:rPr>
+          <w:rFonts w:ascii="Times New Roman" w:hAnsi="Times New Roman"/>
+          <w:sz w:val="24"/>
+        </w:rPr>
         <w:t>родження</w:t>
       </w:r>
       <w:proofErr w:type="spellEnd"/>
       <w:r>
+        <w:rPr>
+          <w:rFonts w:ascii="Times New Roman" w:hAnsi="Times New Roman"/>
+          <w:sz w:val="24"/>
+        </w:rPr>
         <w:t xml:space="preserve">,* </w:t>
       </w:r>
       <w:proofErr w:type="spellStart"/>
       <w:r>
+        <w:rPr>
+          <w:rFonts w:ascii="Times New Roman" w:hAnsi="Times New Roman"/>
+          <w:sz w:val="24"/>
+        </w:rPr>
         <w:t>всеблаженна</w:t>
       </w:r>
       <w:proofErr w:type="spellEnd"/>
       <w:r>
+        <w:rPr>
+          <w:rFonts w:ascii="Times New Roman" w:hAnsi="Times New Roman"/>
+          <w:sz w:val="24"/>
+        </w:rPr>
         <w:t xml:space="preserve"> Богородице пречиста!* Тому завжди моли його, щоб помилував душі наші.</w:t>
       </w:r>
     </w:p>
     <w:p>
       <w:r>
+        <w:rPr>
+          <w:rFonts w:ascii="Times New Roman" w:hAnsi="Times New Roman"/>
+          <w:sz w:val="24"/>
+        </w:rPr>
         <w:t>І нині (</w:t>
       </w:r>
       <w:proofErr w:type="spellStart"/>
       <w:r>
+        <w:rPr>
+          <w:rFonts w:ascii="Times New Roman" w:hAnsi="Times New Roman"/>
+          <w:sz w:val="24"/>
+        </w:rPr>
         <w:t>хрестобогородичний</w:t>
       </w:r>
       <w:proofErr w:type="spellEnd"/>
       <w:r>
+        <w:rPr>
+          <w:rFonts w:ascii="Times New Roman" w:hAnsi="Times New Roman"/>
+          <w:sz w:val="24"/>
+        </w:rPr>
         <w:t xml:space="preserve">): Бачивши, як тебе, Ісусе, прибивають до хреста* і як ти, Владико, добровільно приймаєш страждання,* Діва і Мати твоя кликала:* Горе мені, Дитино люба!* Які несправедливі рани </w:t>
       </w:r>
       <w:proofErr w:type="spellStart"/>
       <w:r>
+        <w:rPr>
+          <w:rFonts w:ascii="Times New Roman" w:hAnsi="Times New Roman"/>
+          <w:sz w:val="24"/>
+        </w:rPr>
         <w:t>терпиш</w:t>
       </w:r>
       <w:proofErr w:type="spellEnd"/>
       <w:r>
+        <w:rPr>
+          <w:rFonts w:ascii="Times New Roman" w:hAnsi="Times New Roman"/>
+          <w:sz w:val="24"/>
+        </w:rPr>
         <w:t xml:space="preserve"> ти, Лікарю людської </w:t>
       </w:r>
       <w:proofErr w:type="spellStart"/>
       <w:r>
+        <w:rPr>
+          <w:rFonts w:ascii="Times New Roman" w:hAnsi="Times New Roman"/>
+          <w:sz w:val="24"/>
+        </w:rPr>
         <w:t>немочі</w:t>
       </w:r>
       <w:proofErr w:type="spellEnd"/>
       <w:r>
+        <w:rPr>
+          <w:rFonts w:ascii="Times New Roman" w:hAnsi="Times New Roman"/>
+          <w:sz w:val="24"/>
+        </w:rPr>
         <w:t>,* що від зотління визволив усіх своїм милосердям!</w:t>
       </w:r>
     </w:p>
     <w:p>
       <w:r>
+        <w:rPr>
+          <w:rFonts w:ascii="Times New Roman" w:hAnsi="Times New Roman"/>
+          <w:sz w:val="24"/>
+        </w:rPr>
         <w:t>СЛУЖБА ПРЕПОДОБНОМУЧЕНИЦІ</w:t>
       </w:r>
     </w:p>
     <w:p>
       <w:r>
+        <w:rPr>
+          <w:rFonts w:ascii="Times New Roman" w:hAnsi="Times New Roman"/>
+          <w:sz w:val="24"/>
+        </w:rPr>
         <w:t>НА ВЕЧІРНІ</w:t>
       </w:r>
     </w:p>
     <w:p>
       <w:r>
+        <w:rPr>
+          <w:rFonts w:ascii="Times New Roman" w:hAnsi="Times New Roman"/>
+          <w:sz w:val="24"/>
+        </w:rPr>
         <w:t>Стихири на «Господи, взиваю я»</w:t>
       </w:r>
     </w:p>
     <w:p>
       <w:r>
+        <w:rPr>
+          <w:rFonts w:ascii="Times New Roman" w:hAnsi="Times New Roman"/>
+          <w:sz w:val="24"/>
+        </w:rPr>
         <w:t>Слава (г. 4): Коли тіло твоє роздирали,* краса світлої душі проявляла дедалі більшу ясність,* преподобна і пребагата Мученице,* святителів окрасо, похвало страстотерпців,* завжди текуче джерело чудес,* постраху нечистих духів і заступнице тих, що вшановують твою пам’ять.</w:t>
       </w:r>
     </w:p>
     <w:p>
       <w:r>
+        <w:rPr>
+          <w:rFonts w:ascii="Times New Roman" w:hAnsi="Times New Roman"/>
+          <w:sz w:val="24"/>
+        </w:rPr>
         <w:t>І нині (</w:t>
       </w:r>
       <w:proofErr w:type="spellStart"/>
       <w:r>
+        <w:rPr>
+          <w:rFonts w:ascii="Times New Roman" w:hAnsi="Times New Roman"/>
+          <w:sz w:val="24"/>
+        </w:rPr>
         <w:t>богородичний</w:t>
       </w:r>
       <w:proofErr w:type="spellEnd"/>
       <w:r>
+        <w:rPr>
+          <w:rFonts w:ascii="Times New Roman" w:hAnsi="Times New Roman"/>
+          <w:sz w:val="24"/>
+        </w:rPr>
         <w:t xml:space="preserve">): Тебе, </w:t>
       </w:r>
       <w:proofErr w:type="spellStart"/>
       <w:r>
+        <w:rPr>
+          <w:rFonts w:ascii="Times New Roman" w:hAnsi="Times New Roman"/>
+          <w:sz w:val="24"/>
+        </w:rPr>
         <w:t>прецінну</w:t>
       </w:r>
       <w:proofErr w:type="spellEnd"/>
       <w:r>
+        <w:rPr>
+          <w:rFonts w:ascii="Times New Roman" w:hAnsi="Times New Roman"/>
+          <w:sz w:val="24"/>
+        </w:rPr>
         <w:t xml:space="preserve"> палату всіх Царя,* молимо, </w:t>
       </w:r>
       <w:proofErr w:type="spellStart"/>
       <w:r>
+        <w:rPr>
+          <w:rFonts w:ascii="Times New Roman" w:hAnsi="Times New Roman"/>
+          <w:sz w:val="24"/>
+        </w:rPr>
         <w:t>багатославна</w:t>
       </w:r>
       <w:proofErr w:type="spellEnd"/>
       <w:r>
+        <w:rPr>
+          <w:rFonts w:ascii="Times New Roman" w:hAnsi="Times New Roman"/>
+          <w:sz w:val="24"/>
+        </w:rPr>
         <w:t>:* Очисти наш ум, заплямлений всякими гріхами* і вчини гарною оселею божественної Тройці,* щоб ми величали твою силу і безмежну твою милість,* і так спаслися непотрібні слуги твої.</w:t>
       </w:r>
     </w:p>
     <w:p>
       <w:r>
+        <w:rPr>
+          <w:rFonts w:ascii="Times New Roman" w:hAnsi="Times New Roman"/>
+          <w:sz w:val="24"/>
+        </w:rPr>
         <w:t>І нині (</w:t>
       </w:r>
       <w:proofErr w:type="spellStart"/>
       <w:r>
+        <w:rPr>
+          <w:rFonts w:ascii="Times New Roman" w:hAnsi="Times New Roman"/>
+          <w:sz w:val="24"/>
+        </w:rPr>
         <w:t>хрестобогородичний</w:t>
       </w:r>
       <w:proofErr w:type="spellEnd"/>
       <w:r>
+        <w:rPr>
+          <w:rFonts w:ascii="Times New Roman" w:hAnsi="Times New Roman"/>
+          <w:sz w:val="24"/>
+        </w:rPr>
         <w:t xml:space="preserve">): Побачивши тоді </w:t>
       </w:r>
       <w:proofErr w:type="spellStart"/>
       <w:r>
+        <w:rPr>
+          <w:rFonts w:ascii="Times New Roman" w:hAnsi="Times New Roman"/>
+          <w:sz w:val="24"/>
+        </w:rPr>
         <w:t>Агниця</w:t>
       </w:r>
       <w:proofErr w:type="spellEnd"/>
       <w:r>
+        <w:rPr>
+          <w:rFonts w:ascii="Times New Roman" w:hAnsi="Times New Roman"/>
+          <w:sz w:val="24"/>
+        </w:rPr>
         <w:t xml:space="preserve"> свого Агнця,* як на смерть спішив,* квапливо за ним ступала й до нього промовляла:* Куди йдеш, дитино моя найсолодша, Христе?* Чому цим шляхом ідеш, Довготерпеливий, без зволікання?* Ісусе найдорожчий, безгрішний і дуже милосердний Господи?* Промов словечко до мене, слугині твоєї, любий мій Сину,* і не збувай мовчанкою мене, Щедрий,* що тебе чудесно породила, Боже, </w:t>
       </w:r>
       <w:proofErr w:type="spellStart"/>
       <w:r>
+        <w:rPr>
+          <w:rFonts w:ascii="Times New Roman" w:hAnsi="Times New Roman"/>
+          <w:sz w:val="24"/>
+        </w:rPr>
         <w:t>життєдавче</w:t>
       </w:r>
       <w:proofErr w:type="spellEnd"/>
       <w:r>
+        <w:rPr>
+          <w:rFonts w:ascii="Times New Roman" w:hAnsi="Times New Roman"/>
+          <w:sz w:val="24"/>
+        </w:rPr>
         <w:t>,* що даєш світові велику милість.</w:t>
       </w:r>
     </w:p>
     <w:p>
       <w:r>
+        <w:rPr>
+          <w:rFonts w:ascii="Times New Roman" w:hAnsi="Times New Roman"/>
+          <w:sz w:val="24"/>
+        </w:rPr>
         <w:t>СЛУЖБА ІСПОВІДНИКА</w:t>
       </w:r>
     </w:p>
     <w:p>
       <w:r>
+        <w:rPr>
+          <w:rFonts w:ascii="Times New Roman" w:hAnsi="Times New Roman"/>
+          <w:sz w:val="24"/>
+        </w:rPr>
         <w:lastRenderedPageBreak/>
         <w:t>НА ВЕЧІРНІ</w:t>
       </w:r>
     </w:p>
     <w:p>
       <w:r>
+        <w:rPr>
+          <w:rFonts w:ascii="Times New Roman" w:hAnsi="Times New Roman"/>
+          <w:sz w:val="24"/>
+        </w:rPr>
         <w:t>Стихири на «Господи, взиваю я»</w:t>
       </w:r>
     </w:p>
     <w:p>
       <w:r>
+        <w:rPr>
+          <w:rFonts w:ascii="Times New Roman" w:hAnsi="Times New Roman"/>
+          <w:sz w:val="24"/>
+        </w:rPr>
         <w:t>Слава (г. 6): Преподобний Отче!* По всій землі пролунала слава твоїх подвигів,* тому й на небі знайшов ти нагороду за свої труди.* Ти розгромив демонські полчища* і досяг ангельських хорів, наслідуючи їхнє життя непорочне.* Маючи сміливість до Христа Бога,* випроси світові мир і душам нашим велику милість.</w:t>
       </w:r>
     </w:p>
     <w:p>
       <w:r>
+        <w:rPr>
+          <w:rFonts w:ascii="Times New Roman" w:hAnsi="Times New Roman"/>
+          <w:sz w:val="24"/>
+        </w:rPr>
         <w:t>І нині (</w:t>
       </w:r>
       <w:proofErr w:type="spellStart"/>
       <w:r>
+        <w:rPr>
+          <w:rFonts w:ascii="Times New Roman" w:hAnsi="Times New Roman"/>
+          <w:sz w:val="24"/>
+        </w:rPr>
         <w:t>богородичний</w:t>
       </w:r>
       <w:proofErr w:type="spellEnd"/>
       <w:r>
+        <w:rPr>
+          <w:rFonts w:ascii="Times New Roman" w:hAnsi="Times New Roman"/>
+          <w:sz w:val="24"/>
+        </w:rPr>
         <w:t xml:space="preserve">): </w:t>
       </w:r>
       <w:bookmarkStart w:id="0" w:name="_Hlk171579760"/>
       <w:r>
+        <w:rPr>
+          <w:rFonts w:ascii="Times New Roman" w:hAnsi="Times New Roman"/>
+          <w:sz w:val="24"/>
+        </w:rPr>
         <w:t xml:space="preserve">Радуйся, сонце промінне,* </w:t>
       </w:r>
       <w:proofErr w:type="spellStart"/>
       <w:r>
+        <w:rPr>
+          <w:rFonts w:ascii="Times New Roman" w:hAnsi="Times New Roman"/>
+          <w:sz w:val="24"/>
+        </w:rPr>
         <w:t>незахідного</w:t>
       </w:r>
       <w:proofErr w:type="spellEnd"/>
       <w:r>
+        <w:rPr>
+          <w:rFonts w:ascii="Times New Roman" w:hAnsi="Times New Roman"/>
+          <w:sz w:val="24"/>
+        </w:rPr>
         <w:t xml:space="preserve"> сонця носителько,* бо ти </w:t>
       </w:r>
       <w:proofErr w:type="spellStart"/>
       <w:r>
+        <w:rPr>
+          <w:rFonts w:ascii="Times New Roman" w:hAnsi="Times New Roman"/>
+          <w:sz w:val="24"/>
+        </w:rPr>
         <w:t>появила</w:t>
       </w:r>
       <w:proofErr w:type="spellEnd"/>
       <w:r>
+        <w:rPr>
+          <w:rFonts w:ascii="Times New Roman" w:hAnsi="Times New Roman"/>
+          <w:sz w:val="24"/>
+        </w:rPr>
         <w:t xml:space="preserve"> сонце незбагненне!* Радуйся уме, що божественним сяйвом розливаєш ясне проміння,* що просвічує кінці землі.* Ти справді </w:t>
       </w:r>
       <w:proofErr w:type="spellStart"/>
       <w:r>
+        <w:rPr>
+          <w:rFonts w:ascii="Times New Roman" w:hAnsi="Times New Roman"/>
+          <w:sz w:val="24"/>
+        </w:rPr>
         <w:t>золотосвітла</w:t>
       </w:r>
       <w:proofErr w:type="spellEnd"/>
       <w:r>
+        <w:rPr>
+          <w:rFonts w:ascii="Times New Roman" w:hAnsi="Times New Roman"/>
+          <w:sz w:val="24"/>
+        </w:rPr>
         <w:t>, вся добра і пренепорочна,* що вірним світло невечірнє запалила.</w:t>
       </w:r>
       <w:bookmarkEnd w:id="0"/>
     </w:p>
     <w:p>
       <w:r>
+        <w:rPr>
+          <w:rFonts w:ascii="Times New Roman" w:hAnsi="Times New Roman"/>
+          <w:sz w:val="24"/>
+        </w:rPr>
         <w:t>І нині (</w:t>
       </w:r>
       <w:proofErr w:type="spellStart"/>
       <w:r>
+        <w:rPr>
+          <w:rFonts w:ascii="Times New Roman" w:hAnsi="Times New Roman"/>
+          <w:sz w:val="24"/>
+        </w:rPr>
         <w:t>хрестобогородичний</w:t>
       </w:r>
       <w:proofErr w:type="spellEnd"/>
       <w:r>
+        <w:rPr>
+          <w:rFonts w:ascii="Times New Roman" w:hAnsi="Times New Roman"/>
+          <w:sz w:val="24"/>
+        </w:rPr>
         <w:t>): Коли побачила чиста Діва й Мати твоя, Спасе,* що люди беззаконні несправедливо прибили тебе до хреста,* душа її зазнала болю, як прорік Симеон.</w:t>
       </w:r>
     </w:p>
     <w:p/>
     <w:p>
       <w:r>
+        <w:rPr>
+          <w:rFonts w:ascii="Times New Roman" w:hAnsi="Times New Roman"/>
+          <w:sz w:val="24"/>
+        </w:rPr>
         <w:t xml:space="preserve">Слава (г. 2): Ти, Преподобний, відрікся світу і того, що в світі;* прийнявши ж Євангеліє, пішов ти за ним по-євангельському* і, живши праведно, немов у раю,* крайньою строгістю тіла убив ти змія, чоловіковбивцю.* Тому, поселившись у небі, преподобний (ім'я),* випроси нам великої </w:t>
       </w:r>
       <w:proofErr w:type="spellStart"/>
       <w:r>
+        <w:rPr>
+          <w:rFonts w:ascii="Times New Roman" w:hAnsi="Times New Roman"/>
+          <w:sz w:val="24"/>
+        </w:rPr>
         <w:t>милости</w:t>
       </w:r>
       <w:proofErr w:type="spellEnd"/>
       <w:r>
+        <w:rPr>
+          <w:rFonts w:ascii="Times New Roman" w:hAnsi="Times New Roman"/>
+          <w:sz w:val="24"/>
+        </w:rPr>
         <w:t>.</w:t>
       </w:r>
     </w:p>
     <w:p>
       <w:r>
+        <w:rPr>
+          <w:rFonts w:ascii="Times New Roman" w:hAnsi="Times New Roman"/>
+          <w:sz w:val="24"/>
+        </w:rPr>
         <w:t xml:space="preserve">І нині: О, нове чудо, над усі старовинні чуда!* Хто ж бо знав коли матір, що родила без мужа* і носила на руках того, хто держить усі створіння?* Бо народжене − це Боже уподобання,* що його ти, Пречиста, як дитину, носила твоїми руками* і мала до нього матерню сміливість.* Тому не </w:t>
       </w:r>
       <w:proofErr w:type="spellStart"/>
       <w:r>
+        <w:rPr>
+          <w:rFonts w:ascii="Times New Roman" w:hAnsi="Times New Roman"/>
+          <w:sz w:val="24"/>
+        </w:rPr>
         <w:t>переставай</w:t>
       </w:r>
       <w:proofErr w:type="spellEnd"/>
       <w:r>
+        <w:rPr>
+          <w:rFonts w:ascii="Times New Roman" w:hAnsi="Times New Roman"/>
+          <w:sz w:val="24"/>
+        </w:rPr>
         <w:t xml:space="preserve"> молитись до нього за тих, що тебе почитають,* щоб змилувався і спас душі наші.</w:t>
       </w:r>
     </w:p>
     <w:p/>
     <w:p>
       <w:r>
+        <w:rPr>
+          <w:rFonts w:ascii="Times New Roman" w:hAnsi="Times New Roman"/>
+          <w:sz w:val="24"/>
+        </w:rPr>
         <w:t>СЛУЖБА БЕЗСРІБНИКІВ І ЧУДОТВОРЦІВ</w:t>
       </w:r>
     </w:p>
     <w:p>
       <w:r>
+        <w:rPr>
+          <w:rFonts w:ascii="Times New Roman" w:hAnsi="Times New Roman"/>
+          <w:sz w:val="24"/>
+        </w:rPr>
         <w:t>НА ВЕЧІРНІ</w:t>
       </w:r>
     </w:p>
     <w:p>
       <w:r>
+        <w:rPr>
+          <w:rFonts w:ascii="Times New Roman" w:hAnsi="Times New Roman"/>
+          <w:sz w:val="24"/>
+        </w:rPr>
         <w:t>Стихири на «Господи, взиваю я</w:t>
       </w:r>
     </w:p>
     <w:p/>
     <w:p>
       <w:r>
+        <w:rPr>
+          <w:rFonts w:ascii="Times New Roman" w:hAnsi="Times New Roman"/>
+          <w:sz w:val="24"/>
+        </w:rPr>
         <w:t xml:space="preserve">Слава (г. 4): Хто не здивується? Хто не прославить?* Хто з вірою не оспіває чудеса мудрих і преславних безсрібників?* Бо і по святій їхній смерті подають вони усім, що з вірою приходять, щедрі </w:t>
       </w:r>
       <w:proofErr w:type="spellStart"/>
       <w:r>
+        <w:rPr>
+          <w:rFonts w:ascii="Times New Roman" w:hAnsi="Times New Roman"/>
+          <w:sz w:val="24"/>
+        </w:rPr>
         <w:t>ізцілення</w:t>
       </w:r>
       <w:proofErr w:type="spellEnd"/>
       <w:r>
+        <w:rPr>
+          <w:rFonts w:ascii="Times New Roman" w:hAnsi="Times New Roman"/>
+          <w:sz w:val="24"/>
+        </w:rPr>
         <w:t xml:space="preserve">,* а їх святі мощі виділяють благодатне оздоровлення.* О свята Двійко! Чесні голови!* О, премудросте і славо даної нам від Бога ласки!* Тому й піснями славимо добродійного Бога,* що </w:t>
       </w:r>
       <w:proofErr w:type="spellStart"/>
       <w:r>
+        <w:rPr>
+          <w:rFonts w:ascii="Times New Roman" w:hAnsi="Times New Roman"/>
+          <w:sz w:val="24"/>
+        </w:rPr>
         <w:t>появив</w:t>
       </w:r>
       <w:proofErr w:type="spellEnd"/>
       <w:r>
+        <w:rPr>
+          <w:rFonts w:ascii="Times New Roman" w:hAnsi="Times New Roman"/>
+          <w:sz w:val="24"/>
+        </w:rPr>
         <w:t xml:space="preserve"> їх на зцілення душ і тіл наших.</w:t>
       </w:r>
     </w:p>
     <w:p>
       <w:r>
+        <w:rPr>
+          <w:rFonts w:ascii="Times New Roman" w:hAnsi="Times New Roman"/>
+          <w:sz w:val="24"/>
+        </w:rPr>
         <w:t>І нині (</w:t>
       </w:r>
       <w:proofErr w:type="spellStart"/>
       <w:r>
+        <w:rPr>
+          <w:rFonts w:ascii="Times New Roman" w:hAnsi="Times New Roman"/>
+          <w:sz w:val="24"/>
+        </w:rPr>
         <w:t>богородичний</w:t>
       </w:r>
       <w:proofErr w:type="spellEnd"/>
       <w:r>
+        <w:rPr>
+          <w:rFonts w:ascii="Times New Roman" w:hAnsi="Times New Roman"/>
+          <w:sz w:val="24"/>
+        </w:rPr>
         <w:t xml:space="preserve">): Радуйся, бісів перемого!* Радуйся, дочко Адама, що виростила справді нев'янучий Квіт!* Радуйся, славо слуг твоїх!* Радуйся, </w:t>
       </w:r>
       <w:proofErr w:type="spellStart"/>
       <w:r>
+        <w:rPr>
+          <w:rFonts w:ascii="Times New Roman" w:hAnsi="Times New Roman"/>
+          <w:sz w:val="24"/>
+        </w:rPr>
         <w:t>всенепорочна</w:t>
       </w:r>
       <w:proofErr w:type="spellEnd"/>
       <w:r>
+        <w:rPr>
+          <w:rFonts w:ascii="Times New Roman" w:hAnsi="Times New Roman"/>
+          <w:sz w:val="24"/>
+        </w:rPr>
         <w:t xml:space="preserve"> визволителько з лиха!* </w:t>
       </w:r>
       <w:r>
+        <w:rPr>
+          <w:rFonts w:ascii="Times New Roman" w:hAnsi="Times New Roman"/>
+          <w:sz w:val="24"/>
+        </w:rPr>
         <w:lastRenderedPageBreak/>
         <w:t>Радуйся, даре Богом даний і для світу спасенний!* Радуйся, дорогоцінна для тих, що тебе призивають!* Радуйся, Владичице, славо тих, що тебе прославляють!</w:t>
       </w:r>
     </w:p>
     <w:p>
       <w:r>
+        <w:rPr>
+          <w:rFonts w:ascii="Times New Roman" w:hAnsi="Times New Roman"/>
+          <w:sz w:val="24"/>
+        </w:rPr>
         <w:t>І нині (</w:t>
       </w:r>
       <w:proofErr w:type="spellStart"/>
       <w:r>
+        <w:rPr>
+          <w:rFonts w:ascii="Times New Roman" w:hAnsi="Times New Roman"/>
+          <w:sz w:val="24"/>
+        </w:rPr>
         <w:t>хрестобогородичний</w:t>
       </w:r>
       <w:proofErr w:type="spellEnd"/>
       <w:r>
+        <w:rPr>
+          <w:rFonts w:ascii="Times New Roman" w:hAnsi="Times New Roman"/>
+          <w:sz w:val="24"/>
+        </w:rPr>
         <w:t xml:space="preserve">): Зранює мене меч болючий,* коли бачу на хресті тебе,* що повісив землю на водах* і нап'яв небо, немов намет;* </w:t>
       </w:r>
       <w:proofErr w:type="spellStart"/>
       <w:r>
+        <w:rPr>
+          <w:rFonts w:ascii="Times New Roman" w:hAnsi="Times New Roman"/>
+          <w:sz w:val="24"/>
+        </w:rPr>
         <w:t>бачачи</w:t>
       </w:r>
       <w:proofErr w:type="spellEnd"/>
       <w:r>
+        <w:rPr>
+          <w:rFonts w:ascii="Times New Roman" w:hAnsi="Times New Roman"/>
+          <w:sz w:val="24"/>
+        </w:rPr>
         <w:t xml:space="preserve"> тебе </w:t>
       </w:r>
       <w:proofErr w:type="spellStart"/>
       <w:r>
+        <w:rPr>
+          <w:rFonts w:ascii="Times New Roman" w:hAnsi="Times New Roman"/>
+          <w:sz w:val="24"/>
+        </w:rPr>
         <w:t>нагим</w:t>
       </w:r>
       <w:proofErr w:type="spellEnd"/>
       <w:r>
+        <w:rPr>
+          <w:rFonts w:ascii="Times New Roman" w:hAnsi="Times New Roman"/>
+          <w:sz w:val="24"/>
+        </w:rPr>
         <w:t xml:space="preserve"> та повішеним, розіп'ятим,* я бажала б радше померти, Найлюбіший.* Затремти, земле, і затрясися,* – кликала Пречиста, плачучи.</w:t>
       </w:r>
     </w:p>
